--- a/Prompt/JM Thai Massage Management System Prompt_v8.docx
+++ b/Prompt/JM Thai Massage Management System Prompt_v8.docx
@@ -109,7 +109,6 @@
           <w:szCs w:val="36"/>
         </w:rPr>
       </w:pPr>
-      <w:proofErr w:type="spellStart"/>
       <w:r>
         <w:rPr>
           <w:rFonts w:ascii="TH Sarabun New" w:hAnsi="TH Sarabun New" w:cs="TH Sarabun New"/>
@@ -120,7 +119,6 @@
         </w:rPr>
         <w:t>Google_Sheet_ID</w:t>
       </w:r>
-      <w:proofErr w:type="spellEnd"/>
       <w:r>
         <w:rPr>
           <w:rFonts w:ascii="TH Sarabun New" w:hAnsi="TH Sarabun New" w:cs="TH Sarabun New"/>
@@ -143,7 +141,6 @@
           <w:szCs w:val="36"/>
         </w:rPr>
       </w:pPr>
-      <w:proofErr w:type="spellStart"/>
       <w:r>
         <w:rPr>
           <w:rFonts w:ascii="TH Sarabun New" w:hAnsi="TH Sarabun New" w:cs="TH Sarabun New"/>
@@ -152,18 +149,7 @@
           <w:sz w:val="36"/>
           <w:szCs w:val="36"/>
         </w:rPr>
-        <w:t>Sheet_Name_Admin</w:t>
-      </w:r>
-      <w:proofErr w:type="spellEnd"/>
-      <w:r>
-        <w:rPr>
-          <w:rFonts w:ascii="TH Sarabun New" w:hAnsi="TH Sarabun New" w:cs="TH Sarabun New"/>
-          <w:b/>
-          <w:bCs/>
-          <w:sz w:val="36"/>
-          <w:szCs w:val="36"/>
-        </w:rPr>
-        <w:t xml:space="preserve"> </w:t>
+        <w:t xml:space="preserve">Sheet_Name_Admin </w:t>
       </w:r>
       <w:r>
         <w:rPr>
@@ -212,7 +198,6 @@
           <w:szCs w:val="36"/>
         </w:rPr>
       </w:pPr>
-      <w:proofErr w:type="spellStart"/>
       <w:r>
         <w:rPr>
           <w:rFonts w:ascii="TH Sarabun New" w:hAnsi="TH Sarabun New" w:cs="TH Sarabun New"/>
@@ -221,18 +206,7 @@
           <w:sz w:val="36"/>
           <w:szCs w:val="36"/>
         </w:rPr>
-        <w:t>Sheet_Name_Customer</w:t>
-      </w:r>
-      <w:proofErr w:type="spellEnd"/>
-      <w:r>
-        <w:rPr>
-          <w:rFonts w:ascii="TH Sarabun New" w:hAnsi="TH Sarabun New" w:cs="TH Sarabun New"/>
-          <w:b/>
-          <w:bCs/>
-          <w:sz w:val="36"/>
-          <w:szCs w:val="36"/>
-        </w:rPr>
-        <w:t xml:space="preserve"> </w:t>
+        <w:t xml:space="preserve">Sheet_Name_Customer </w:t>
       </w:r>
       <w:r>
         <w:rPr>
@@ -291,7 +265,6 @@
           <w:szCs w:val="36"/>
         </w:rPr>
       </w:pPr>
-      <w:proofErr w:type="spellStart"/>
       <w:r>
         <w:rPr>
           <w:rFonts w:ascii="TH Sarabun New" w:hAnsi="TH Sarabun New" w:cs="TH Sarabun New"/>
@@ -312,7 +285,6 @@
         </w:rPr>
         <w:t>Reservation</w:t>
       </w:r>
-      <w:proofErr w:type="spellEnd"/>
       <w:r>
         <w:rPr>
           <w:rFonts w:ascii="TH Sarabun New" w:hAnsi="TH Sarabun New" w:cs="TH Sarabun New"/>
@@ -398,7 +370,6 @@
           <w:szCs w:val="36"/>
         </w:rPr>
       </w:pPr>
-      <w:proofErr w:type="spellStart"/>
       <w:r>
         <w:rPr>
           <w:rFonts w:ascii="TH Sarabun New" w:hAnsi="TH Sarabun New" w:cs="TH Sarabun New"/>
@@ -427,9 +398,35 @@
           <w:sz w:val="36"/>
           <w:szCs w:val="36"/>
         </w:rPr>
-        <w:t>Reservation_Time</w:t>
-      </w:r>
-      <w:proofErr w:type="spellEnd"/>
+        <w:t>Reservation_Time = “</w:t>
+      </w:r>
+      <w:r>
+        <w:rPr>
+          <w:rFonts w:ascii="TH Sarabun New" w:hAnsi="TH Sarabun New" w:cs="TH Sarabun New" w:hint="cs"/>
+          <w:sz w:val="36"/>
+          <w:szCs w:val="36"/>
+          <w:cs/>
+        </w:rPr>
+        <w:t>ตั้งค่า</w:t>
+      </w:r>
+      <w:r>
+        <w:rPr>
+          <w:rFonts w:ascii="TH Sarabun New" w:hAnsi="TH Sarabun New" w:cs="TH Sarabun New" w:hint="cs"/>
+          <w:sz w:val="36"/>
+          <w:szCs w:val="36"/>
+          <w:cs/>
+        </w:rPr>
+        <w:t>ตัวเลือก</w:t>
+      </w:r>
+      <w:r>
+        <w:rPr>
+          <w:rFonts w:ascii="TH Sarabun New" w:hAnsi="TH Sarabun New" w:cs="TH Sarabun New" w:hint="cs"/>
+          <w:sz w:val="36"/>
+          <w:szCs w:val="36"/>
+          <w:cs/>
+        </w:rPr>
+        <w:t>เวลาการจอง</w:t>
+      </w:r>
       <w:r>
         <w:rPr>
           <w:rFonts w:ascii="TH Sarabun New" w:hAnsi="TH Sarabun New" w:cs="TH Sarabun New"/>
@@ -438,36 +435,11 @@
           <w:sz w:val="36"/>
           <w:szCs w:val="36"/>
         </w:rPr>
-        <w:t xml:space="preserve"> = “</w:t>
-      </w:r>
-      <w:r>
-        <w:rPr>
-          <w:rFonts w:ascii="TH Sarabun New" w:hAnsi="TH Sarabun New" w:cs="TH Sarabun New" w:hint="cs"/>
-          <w:sz w:val="36"/>
-          <w:szCs w:val="36"/>
-          <w:cs/>
-        </w:rPr>
-        <w:t>ตั้งค่า</w:t>
-      </w:r>
-      <w:r>
-        <w:rPr>
-          <w:rFonts w:ascii="TH Sarabun New" w:hAnsi="TH Sarabun New" w:cs="TH Sarabun New" w:hint="cs"/>
-          <w:sz w:val="36"/>
-          <w:szCs w:val="36"/>
-          <w:cs/>
-        </w:rPr>
-        <w:t>ตัวเลือก</w:t>
-      </w:r>
-      <w:r>
-        <w:rPr>
-          <w:rFonts w:ascii="TH Sarabun New" w:hAnsi="TH Sarabun New" w:cs="TH Sarabun New" w:hint="cs"/>
-          <w:sz w:val="36"/>
-          <w:szCs w:val="36"/>
-          <w:cs/>
-        </w:rPr>
-        <w:t>เวลาการจอง</w:t>
-      </w:r>
-      <w:r>
+        <w:t>”</w:t>
+      </w:r>
+    </w:p>
+    <w:p>
+      <w:pPr>
         <w:rPr>
           <w:rFonts w:ascii="TH Sarabun New" w:hAnsi="TH Sarabun New" w:cs="TH Sarabun New"/>
           <w:b/>
@@ -475,24 +447,13 @@
           <w:sz w:val="36"/>
           <w:szCs w:val="36"/>
         </w:rPr>
-        <w:t>”</w:t>
-      </w:r>
-    </w:p>
-    <w:p>
-      <w:pPr>
+      </w:pPr>
+      <w:r>
         <w:rPr>
           <w:rFonts w:ascii="TH Sarabun New" w:hAnsi="TH Sarabun New" w:cs="TH Sarabun New"/>
           <w:b/>
           <w:bCs/>
-          <w:sz w:val="36"/>
-          <w:szCs w:val="36"/>
-        </w:rPr>
-      </w:pPr>
-      <w:r>
-        <w:rPr>
-          <w:rFonts w:ascii="TH Sarabun New" w:hAnsi="TH Sarabun New" w:cs="TH Sarabun New"/>
-          <w:b/>
-          <w:bCs/>
+          <w:noProof/>
           <w:sz w:val="36"/>
           <w:szCs w:val="36"/>
           <w:cs/>
@@ -605,7 +566,6 @@
         </w:rPr>
         <w:t xml:space="preserve">ตามตัวแปล </w:t>
       </w:r>
-      <w:proofErr w:type="spellStart"/>
       <w:r>
         <w:rPr>
           <w:rFonts w:ascii="TH Sarabun New" w:hAnsi="TH Sarabun New" w:cs="TH Sarabun New"/>
@@ -616,7 +576,6 @@
         </w:rPr>
         <w:t>Sheet_Name_Customer</w:t>
       </w:r>
-      <w:proofErr w:type="spellEnd"/>
       <w:r>
         <w:rPr>
           <w:rFonts w:ascii="TH Sarabun New" w:hAnsi="TH Sarabun New" w:cs="TH Sarabun New" w:hint="cs"/>
@@ -691,7 +650,6 @@
         </w:rPr>
         <w:t>“</w:t>
       </w:r>
-      <w:proofErr w:type="spellStart"/>
       <w:r>
         <w:rPr>
           <w:rFonts w:ascii="TH Sarabun New" w:hAnsi="TH Sarabun New" w:cs="TH Sarabun New"/>
@@ -700,7 +658,6 @@
         </w:rPr>
         <w:t>customer_id</w:t>
       </w:r>
-      <w:proofErr w:type="spellEnd"/>
       <w:r>
         <w:rPr>
           <w:rFonts w:ascii="TH Sarabun New" w:hAnsi="TH Sarabun New" w:cs="TH Sarabun New"/>
@@ -772,25 +729,7 @@
           <w:sz w:val="36"/>
           <w:szCs w:val="36"/>
         </w:rPr>
-        <w:t>“</w:t>
-      </w:r>
-      <w:proofErr w:type="spellStart"/>
-      <w:r>
-        <w:rPr>
-          <w:rFonts w:ascii="TH Sarabun New" w:hAnsi="TH Sarabun New" w:cs="TH Sarabun New"/>
-          <w:sz w:val="36"/>
-          <w:szCs w:val="36"/>
-        </w:rPr>
-        <w:t>nick_name</w:t>
-      </w:r>
-      <w:proofErr w:type="spellEnd"/>
-      <w:r>
-        <w:rPr>
-          <w:rFonts w:ascii="TH Sarabun New" w:hAnsi="TH Sarabun New" w:cs="TH Sarabun New"/>
-          <w:sz w:val="36"/>
-          <w:szCs w:val="36"/>
-        </w:rPr>
-        <w:t>”</w:t>
+        <w:t>“nick_name”</w:t>
       </w:r>
     </w:p>
     <w:p>
@@ -855,25 +794,7 @@
           <w:sz w:val="36"/>
           <w:szCs w:val="36"/>
         </w:rPr>
-        <w:t>“</w:t>
-      </w:r>
-      <w:proofErr w:type="spellStart"/>
-      <w:r>
-        <w:rPr>
-          <w:rFonts w:ascii="TH Sarabun New" w:hAnsi="TH Sarabun New" w:cs="TH Sarabun New"/>
-          <w:sz w:val="36"/>
-          <w:szCs w:val="36"/>
-        </w:rPr>
-        <w:t>first_name</w:t>
-      </w:r>
-      <w:proofErr w:type="spellEnd"/>
-      <w:r>
-        <w:rPr>
-          <w:rFonts w:ascii="TH Sarabun New" w:hAnsi="TH Sarabun New" w:cs="TH Sarabun New"/>
-          <w:sz w:val="36"/>
-          <w:szCs w:val="36"/>
-        </w:rPr>
-        <w:t>”</w:t>
+        <w:t>“first_name”</w:t>
       </w:r>
     </w:p>
     <w:p>
@@ -940,7 +861,6 @@
         </w:rPr>
         <w:t>“</w:t>
       </w:r>
-      <w:proofErr w:type="spellStart"/>
       <w:r>
         <w:rPr>
           <w:rFonts w:ascii="TH Sarabun New" w:hAnsi="TH Sarabun New" w:cs="TH Sarabun New"/>
@@ -955,16 +875,7 @@
           <w:sz w:val="36"/>
           <w:szCs w:val="36"/>
         </w:rPr>
-        <w:t>_name</w:t>
-      </w:r>
-      <w:proofErr w:type="spellEnd"/>
-      <w:r>
-        <w:rPr>
-          <w:rFonts w:ascii="TH Sarabun New" w:hAnsi="TH Sarabun New" w:cs="TH Sarabun New"/>
-          <w:sz w:val="36"/>
-          <w:szCs w:val="36"/>
-        </w:rPr>
-        <w:t>”</w:t>
+        <w:t>_name”</w:t>
       </w:r>
     </w:p>
     <w:p>
@@ -1029,25 +940,7 @@
           <w:sz w:val="36"/>
           <w:szCs w:val="36"/>
         </w:rPr>
-        <w:t>“</w:t>
-      </w:r>
-      <w:proofErr w:type="spellStart"/>
-      <w:r>
-        <w:rPr>
-          <w:rFonts w:ascii="TH Sarabun New" w:hAnsi="TH Sarabun New" w:cs="TH Sarabun New"/>
-          <w:sz w:val="36"/>
-          <w:szCs w:val="36"/>
-        </w:rPr>
-        <w:t>phone_number</w:t>
-      </w:r>
-      <w:proofErr w:type="spellEnd"/>
-      <w:r>
-        <w:rPr>
-          <w:rFonts w:ascii="TH Sarabun New" w:hAnsi="TH Sarabun New" w:cs="TH Sarabun New"/>
-          <w:sz w:val="36"/>
-          <w:szCs w:val="36"/>
-        </w:rPr>
-        <w:t>”</w:t>
+        <w:t>“phone_number”</w:t>
       </w:r>
     </w:p>
     <w:p>
@@ -1112,25 +1005,7 @@
           <w:sz w:val="36"/>
           <w:szCs w:val="36"/>
         </w:rPr>
-        <w:t>“</w:t>
-      </w:r>
-      <w:proofErr w:type="spellStart"/>
-      <w:r>
-        <w:rPr>
-          <w:rFonts w:ascii="TH Sarabun New" w:hAnsi="TH Sarabun New" w:cs="TH Sarabun New"/>
-          <w:sz w:val="36"/>
-          <w:szCs w:val="36"/>
-        </w:rPr>
-        <w:t>create_date</w:t>
-      </w:r>
-      <w:proofErr w:type="spellEnd"/>
-      <w:r>
-        <w:rPr>
-          <w:rFonts w:ascii="TH Sarabun New" w:hAnsi="TH Sarabun New" w:cs="TH Sarabun New"/>
-          <w:sz w:val="36"/>
-          <w:szCs w:val="36"/>
-        </w:rPr>
-        <w:t>”</w:t>
+        <w:t>“create_date”</w:t>
       </w:r>
     </w:p>
     <w:p>
@@ -1161,16 +1036,7 @@
           <w:sz w:val="36"/>
           <w:szCs w:val="36"/>
         </w:rPr>
-        <w:t>column “</w:t>
-      </w:r>
-      <w:proofErr w:type="spellStart"/>
-      <w:r>
-        <w:rPr>
-          <w:rFonts w:ascii="TH Sarabun New" w:hAnsi="TH Sarabun New" w:cs="TH Sarabun New"/>
-          <w:sz w:val="36"/>
-          <w:szCs w:val="36"/>
-        </w:rPr>
-        <w:t>create</w:t>
+        <w:t>column “create</w:t>
       </w:r>
       <w:r>
         <w:rPr>
@@ -1186,16 +1052,7 @@
           <w:sz w:val="36"/>
           <w:szCs w:val="36"/>
         </w:rPr>
-        <w:t>_by</w:t>
-      </w:r>
-      <w:proofErr w:type="spellEnd"/>
-      <w:r>
-        <w:rPr>
-          <w:rFonts w:ascii="TH Sarabun New" w:hAnsi="TH Sarabun New" w:cs="TH Sarabun New"/>
-          <w:sz w:val="36"/>
-          <w:szCs w:val="36"/>
-        </w:rPr>
-        <w:t>” (</w:t>
+        <w:t>_by” (</w:t>
       </w:r>
       <w:r>
         <w:rPr>
@@ -1361,18 +1218,8 @@
           <w:sz w:val="36"/>
           <w:szCs w:val="36"/>
         </w:rPr>
-        <w:t>“</w:t>
-      </w:r>
-      <w:proofErr w:type="spellStart"/>
-      <w:r>
-        <w:rPr>
-          <w:rFonts w:ascii="TH Sarabun New" w:hAnsi="TH Sarabun New" w:cs="TH Sarabun New"/>
-          <w:sz w:val="36"/>
-          <w:szCs w:val="36"/>
-        </w:rPr>
-        <w:t>update_date</w:t>
-      </w:r>
-      <w:proofErr w:type="spellEnd"/>
+        <w:t>“update_date</w:t>
+      </w:r>
     </w:p>
     <w:p>
       <w:pPr>
@@ -1402,25 +1249,7 @@
           <w:sz w:val="36"/>
           <w:szCs w:val="36"/>
         </w:rPr>
-        <w:t>column “</w:t>
-      </w:r>
-      <w:proofErr w:type="spellStart"/>
-      <w:r>
-        <w:rPr>
-          <w:rFonts w:ascii="TH Sarabun New" w:hAnsi="TH Sarabun New" w:cs="TH Sarabun New"/>
-          <w:sz w:val="36"/>
-          <w:szCs w:val="36"/>
-        </w:rPr>
-        <w:t>updated_by</w:t>
-      </w:r>
-      <w:proofErr w:type="spellEnd"/>
-      <w:r>
-        <w:rPr>
-          <w:rFonts w:ascii="TH Sarabun New" w:hAnsi="TH Sarabun New" w:cs="TH Sarabun New"/>
-          <w:sz w:val="36"/>
-          <w:szCs w:val="36"/>
-        </w:rPr>
-        <w:t>” (</w:t>
+        <w:t>column “updated_by” (</w:t>
       </w:r>
       <w:r>
         <w:rPr>
@@ -1544,25 +1373,7 @@
           <w:sz w:val="36"/>
           <w:szCs w:val="36"/>
         </w:rPr>
-        <w:t>column “</w:t>
-      </w:r>
-      <w:proofErr w:type="spellStart"/>
-      <w:r>
-        <w:rPr>
-          <w:rFonts w:ascii="TH Sarabun New" w:hAnsi="TH Sarabun New" w:cs="TH Sarabun New"/>
-          <w:sz w:val="36"/>
-          <w:szCs w:val="36"/>
-        </w:rPr>
-        <w:t>is_active</w:t>
-      </w:r>
-      <w:proofErr w:type="spellEnd"/>
-      <w:r>
-        <w:rPr>
-          <w:rFonts w:ascii="TH Sarabun New" w:hAnsi="TH Sarabun New" w:cs="TH Sarabun New"/>
-          <w:sz w:val="36"/>
-          <w:szCs w:val="36"/>
-        </w:rPr>
-        <w:t>”</w:t>
+        <w:t>column “is_active”</w:t>
       </w:r>
       <w:r>
         <w:rPr>
@@ -1770,7 +1581,6 @@
         </w:rPr>
         <w:t>column “</w:t>
       </w:r>
-      <w:proofErr w:type="spellStart"/>
       <w:r>
         <w:rPr>
           <w:rFonts w:ascii="TH Sarabun New" w:hAnsi="TH Sarabun New" w:cs="TH Sarabun New"/>
@@ -1787,7 +1597,6 @@
         </w:rPr>
         <w:t>flag</w:t>
       </w:r>
-      <w:proofErr w:type="spellEnd"/>
       <w:r>
         <w:rPr>
           <w:rFonts w:ascii="TH Sarabun New" w:hAnsi="TH Sarabun New" w:cs="TH Sarabun New"/>
@@ -1835,7 +1644,6 @@
         </w:rPr>
         <w:t xml:space="preserve">เนื่องจาก เป็นหน้าจอข้อมูลลูกค้า ดังนั้น มี </w:t>
       </w:r>
-      <w:proofErr w:type="spellStart"/>
       <w:r>
         <w:rPr>
           <w:rFonts w:ascii="TH Sarabun New" w:hAnsi="TH Sarabun New" w:cs="TH Sarabun New"/>
@@ -1844,18 +1652,7 @@
           <w:sz w:val="36"/>
           <w:szCs w:val="36"/>
         </w:rPr>
-        <w:t>person_flag</w:t>
-      </w:r>
-      <w:proofErr w:type="spellEnd"/>
-      <w:r>
-        <w:rPr>
-          <w:rFonts w:ascii="TH Sarabun New" w:hAnsi="TH Sarabun New" w:cs="TH Sarabun New"/>
-          <w:b/>
-          <w:bCs/>
-          <w:sz w:val="36"/>
-          <w:szCs w:val="36"/>
-        </w:rPr>
-        <w:t xml:space="preserve"> </w:t>
+        <w:t xml:space="preserve">person_flag </w:t>
       </w:r>
       <w:r>
         <w:rPr>
@@ -1944,37 +1741,19 @@
           <w:numId w:val="17"/>
         </w:numPr>
         <w:rPr>
-          <w:rFonts w:ascii="TH Sarabun New" w:hAnsi="TH Sarabun New" w:cs="TH Sarabun New" w:hint="cs"/>
-          <w:sz w:val="36"/>
-          <w:szCs w:val="36"/>
-        </w:rPr>
-      </w:pPr>
-      <w:r>
-        <w:rPr>
-          <w:rFonts w:ascii="TH Sarabun New" w:hAnsi="TH Sarabun New" w:cs="TH Sarabun New" w:hint="cs"/>
-          <w:sz w:val="36"/>
-          <w:szCs w:val="36"/>
-          <w:cs/>
-        </w:rPr>
-        <w:t xml:space="preserve">ถ้ามีค่าเป็น </w:t>
-      </w:r>
-      <w:r>
-        <w:rPr>
-          <w:rFonts w:ascii="TH Sarabun New" w:hAnsi="TH Sarabun New" w:cs="TH Sarabun New" w:hint="cs"/>
-          <w:sz w:val="36"/>
-          <w:szCs w:val="36"/>
-          <w:cs/>
-        </w:rPr>
-        <w:t>8</w:t>
-      </w:r>
-      <w:r>
-        <w:rPr>
-          <w:rFonts w:ascii="TH Sarabun New" w:hAnsi="TH Sarabun New" w:cs="TH Sarabun New" w:hint="cs"/>
-          <w:sz w:val="36"/>
-          <w:szCs w:val="36"/>
-          <w:cs/>
-        </w:rPr>
-        <w:t xml:space="preserve"> คือ </w:t>
+          <w:rFonts w:ascii="TH Sarabun New" w:hAnsi="TH Sarabun New" w:cs="TH Sarabun New"/>
+          <w:sz w:val="36"/>
+          <w:szCs w:val="36"/>
+        </w:rPr>
+      </w:pPr>
+      <w:r>
+        <w:rPr>
+          <w:rFonts w:ascii="TH Sarabun New" w:hAnsi="TH Sarabun New" w:cs="TH Sarabun New" w:hint="cs"/>
+          <w:sz w:val="36"/>
+          <w:szCs w:val="36"/>
+          <w:cs/>
+        </w:rPr>
+        <w:t xml:space="preserve">ถ้ามีค่าเป็น 8 คือ </w:t>
       </w:r>
       <w:r>
         <w:rPr>
@@ -2125,7 +1904,7 @@
         <w:pStyle w:val="ListParagraph"/>
         <w:ind w:left="1282"/>
         <w:rPr>
-          <w:rFonts w:ascii="TH Sarabun New" w:hAnsi="TH Sarabun New" w:cs="TH Sarabun New" w:hint="cs"/>
+          <w:rFonts w:ascii="TH Sarabun New" w:hAnsi="TH Sarabun New" w:cs="TH Sarabun New"/>
           <w:sz w:val="36"/>
           <w:szCs w:val="36"/>
         </w:rPr>
@@ -2159,25 +1938,7 @@
           <w:sz w:val="36"/>
           <w:szCs w:val="36"/>
         </w:rPr>
-        <w:t xml:space="preserve"> column “</w:t>
-      </w:r>
-      <w:proofErr w:type="spellStart"/>
-      <w:r>
-        <w:rPr>
-          <w:rFonts w:ascii="TH Sarabun New" w:hAnsi="TH Sarabun New" w:cs="TH Sarabun New"/>
-          <w:sz w:val="36"/>
-          <w:szCs w:val="36"/>
-        </w:rPr>
-        <w:t>deleted_flag</w:t>
-      </w:r>
-      <w:proofErr w:type="spellEnd"/>
-      <w:r>
-        <w:rPr>
-          <w:rFonts w:ascii="TH Sarabun New" w:hAnsi="TH Sarabun New" w:cs="TH Sarabun New"/>
-          <w:sz w:val="36"/>
-          <w:szCs w:val="36"/>
-        </w:rPr>
-        <w:t xml:space="preserve">” </w:t>
+        <w:t xml:space="preserve"> column “deleted_flag” </w:t>
       </w:r>
       <w:r>
         <w:rPr>
@@ -2279,7 +2040,7 @@
           <w:numId w:val="17"/>
         </w:numPr>
         <w:rPr>
-          <w:rFonts w:ascii="TH Sarabun New" w:hAnsi="TH Sarabun New" w:cs="TH Sarabun New" w:hint="cs"/>
+          <w:rFonts w:ascii="TH Sarabun New" w:hAnsi="TH Sarabun New" w:cs="TH Sarabun New"/>
           <w:sz w:val="36"/>
           <w:szCs w:val="36"/>
         </w:rPr>
@@ -2506,6 +2267,440 @@
         </w:rPr>
         <w:t>อยากให้ช่วยบันทึกค่าให้สอดคล้องกับข้อมูลในหัวข้อข้างต้น</w:t>
       </w:r>
+    </w:p>
+    <w:p>
+      <w:pPr>
+        <w:pStyle w:val="ListParagraph"/>
+        <w:numPr>
+          <w:ilvl w:val="0"/>
+          <w:numId w:val="18"/>
+        </w:numPr>
+        <w:rPr>
+          <w:rFonts w:ascii="TH Sarabun New" w:hAnsi="TH Sarabun New" w:cs="TH Sarabun New"/>
+          <w:sz w:val="36"/>
+          <w:szCs w:val="36"/>
+        </w:rPr>
+      </w:pPr>
+      <w:r>
+        <w:rPr>
+          <w:rFonts w:ascii="TH Sarabun New" w:hAnsi="TH Sarabun New" w:cs="TH Sarabun New" w:hint="cs"/>
+          <w:sz w:val="36"/>
+          <w:szCs w:val="36"/>
+          <w:cs/>
+        </w:rPr>
+        <w:t xml:space="preserve">ในส่วนของ </w:t>
+      </w:r>
+      <w:r>
+        <w:rPr>
+          <w:rFonts w:ascii="TH Sarabun New" w:hAnsi="TH Sarabun New" w:cs="TH Sarabun New"/>
+          <w:sz w:val="36"/>
+          <w:szCs w:val="36"/>
+        </w:rPr>
+        <w:t xml:space="preserve">customer_id </w:t>
+      </w:r>
+      <w:r>
+        <w:rPr>
+          <w:rFonts w:ascii="TH Sarabun New" w:hAnsi="TH Sarabun New" w:cs="TH Sarabun New" w:hint="cs"/>
+          <w:sz w:val="36"/>
+          <w:szCs w:val="36"/>
+          <w:cs/>
+        </w:rPr>
+        <w:t xml:space="preserve">รหัสลูกค้านั้น จะ ขึ้นต้นด้วย </w:t>
+      </w:r>
+      <w:r>
+        <w:rPr>
+          <w:rFonts w:ascii="TH Sarabun New" w:hAnsi="TH Sarabun New" w:cs="TH Sarabun New"/>
+          <w:sz w:val="36"/>
+          <w:szCs w:val="36"/>
+        </w:rPr>
+        <w:t>“JM”</w:t>
+      </w:r>
+      <w:r>
+        <w:rPr>
+          <w:rFonts w:ascii="TH Sarabun New" w:hAnsi="TH Sarabun New" w:cs="TH Sarabun New" w:hint="cs"/>
+          <w:sz w:val="36"/>
+          <w:szCs w:val="36"/>
+          <w:cs/>
+        </w:rPr>
+        <w:t xml:space="preserve"> ตามด้วยตัวเลขสี่หลัก เช่น 0001 ดังนั้น เมื่อมีการเพิ่มลูกค้าใหม่ จะเป็น 0002</w:t>
+      </w:r>
+      <w:r>
+        <w:rPr>
+          <w:rFonts w:ascii="TH Sarabun New" w:hAnsi="TH Sarabun New" w:cs="TH Sarabun New"/>
+          <w:sz w:val="36"/>
+          <w:szCs w:val="36"/>
+        </w:rPr>
+        <w:t>, 0003</w:t>
+      </w:r>
+      <w:r>
+        <w:rPr>
+          <w:rFonts w:ascii="TH Sarabun New" w:hAnsi="TH Sarabun New" w:cs="TH Sarabun New" w:hint="cs"/>
+          <w:sz w:val="36"/>
+          <w:szCs w:val="36"/>
+          <w:cs/>
+        </w:rPr>
+        <w:t xml:space="preserve"> ไปเรื่อยๆ ตัวอย่างผลลัพท์ </w:t>
+      </w:r>
+      <w:r>
+        <w:rPr>
+          <w:rFonts w:ascii="TH Sarabun New" w:hAnsi="TH Sarabun New" w:cs="TH Sarabun New"/>
+          <w:sz w:val="36"/>
+          <w:szCs w:val="36"/>
+        </w:rPr>
+        <w:t>“JM0003”</w:t>
+      </w:r>
+      <w:r>
+        <w:rPr>
+          <w:rFonts w:ascii="TH Sarabun New" w:hAnsi="TH Sarabun New" w:cs="TH Sarabun New" w:hint="cs"/>
+          <w:sz w:val="36"/>
+          <w:szCs w:val="36"/>
+          <w:cs/>
+        </w:rPr>
+        <w:t xml:space="preserve"> เป็นต้น </w:t>
+      </w:r>
+      <w:r>
+        <w:rPr>
+          <w:rFonts w:ascii="TH Sarabun New" w:hAnsi="TH Sarabun New" w:cs="TH Sarabun New"/>
+          <w:sz w:val="36"/>
+          <w:szCs w:val="36"/>
+        </w:rPr>
+        <w:t>(</w:t>
+      </w:r>
+      <w:r>
+        <w:rPr>
+          <w:rFonts w:ascii="TH Sarabun New" w:hAnsi="TH Sarabun New" w:cs="TH Sarabun New" w:hint="cs"/>
+          <w:b/>
+          <w:bCs/>
+          <w:sz w:val="36"/>
+          <w:szCs w:val="36"/>
+          <w:cs/>
+        </w:rPr>
+        <w:t xml:space="preserve">ถึงแม้ว่า ลูกค้าจะถูกลบข้อมูล </w:t>
+      </w:r>
+      <w:r>
+        <w:rPr>
+          <w:rFonts w:ascii="TH Sarabun New" w:hAnsi="TH Sarabun New" w:cs="TH Sarabun New"/>
+          <w:b/>
+          <w:bCs/>
+          <w:sz w:val="36"/>
+          <w:szCs w:val="36"/>
+        </w:rPr>
+        <w:t xml:space="preserve">(soft delete) </w:t>
+      </w:r>
+      <w:r>
+        <w:rPr>
+          <w:rFonts w:ascii="TH Sarabun New" w:hAnsi="TH Sarabun New" w:cs="TH Sarabun New" w:hint="cs"/>
+          <w:b/>
+          <w:bCs/>
+          <w:sz w:val="36"/>
+          <w:szCs w:val="36"/>
+          <w:cs/>
+        </w:rPr>
+        <w:t xml:space="preserve">แต่รหัสจะต้อง </w:t>
+      </w:r>
+      <w:r>
+        <w:rPr>
+          <w:rFonts w:ascii="TH Sarabun New" w:hAnsi="TH Sarabun New" w:cs="TH Sarabun New"/>
+          <w:b/>
+          <w:bCs/>
+          <w:sz w:val="36"/>
+          <w:szCs w:val="36"/>
+        </w:rPr>
+        <w:t>running</w:t>
+      </w:r>
+      <w:r>
+        <w:rPr>
+          <w:rFonts w:ascii="TH Sarabun New" w:hAnsi="TH Sarabun New" w:cs="TH Sarabun New" w:hint="cs"/>
+          <w:b/>
+          <w:bCs/>
+          <w:sz w:val="36"/>
+          <w:szCs w:val="36"/>
+          <w:cs/>
+        </w:rPr>
+        <w:t xml:space="preserve"> </w:t>
+      </w:r>
+      <w:r>
+        <w:rPr>
+          <w:rFonts w:ascii="TH Sarabun New" w:hAnsi="TH Sarabun New" w:cs="TH Sarabun New"/>
+          <w:b/>
+          <w:bCs/>
+          <w:sz w:val="36"/>
+          <w:szCs w:val="36"/>
+        </w:rPr>
+        <w:t>number</w:t>
+      </w:r>
+      <w:r>
+        <w:rPr>
+          <w:rFonts w:ascii="TH Sarabun New" w:hAnsi="TH Sarabun New" w:cs="TH Sarabun New"/>
+          <w:b/>
+          <w:bCs/>
+          <w:sz w:val="36"/>
+          <w:szCs w:val="36"/>
+        </w:rPr>
+        <w:t xml:space="preserve"> </w:t>
+      </w:r>
+      <w:r>
+        <w:rPr>
+          <w:rFonts w:ascii="TH Sarabun New" w:hAnsi="TH Sarabun New" w:cs="TH Sarabun New" w:hint="cs"/>
+          <w:b/>
+          <w:bCs/>
+          <w:sz w:val="36"/>
+          <w:szCs w:val="36"/>
+          <w:cs/>
+        </w:rPr>
+        <w:t>ไปเรื่อยๆ ห้ามซ้ำค่าเดิม</w:t>
+      </w:r>
+      <w:r>
+        <w:rPr>
+          <w:rFonts w:ascii="TH Sarabun New" w:hAnsi="TH Sarabun New" w:cs="TH Sarabun New"/>
+          <w:sz w:val="36"/>
+          <w:szCs w:val="36"/>
+        </w:rPr>
+        <w:t>)</w:t>
+      </w:r>
+    </w:p>
+    <w:p>
+      <w:pPr>
+        <w:pStyle w:val="ListParagraph"/>
+        <w:numPr>
+          <w:ilvl w:val="0"/>
+          <w:numId w:val="18"/>
+        </w:numPr>
+        <w:rPr>
+          <w:rFonts w:ascii="TH Sarabun New" w:hAnsi="TH Sarabun New" w:cs="TH Sarabun New"/>
+          <w:sz w:val="36"/>
+          <w:szCs w:val="36"/>
+        </w:rPr>
+      </w:pPr>
+      <w:r>
+        <w:rPr>
+          <w:rFonts w:ascii="TH Sarabun New" w:hAnsi="TH Sarabun New" w:cs="TH Sarabun New" w:hint="cs"/>
+          <w:sz w:val="36"/>
+          <w:szCs w:val="36"/>
+          <w:cs/>
+        </w:rPr>
+        <w:t>ปรับแก้ไข</w:t>
+      </w:r>
+      <w:r>
+        <w:rPr>
+          <w:rFonts w:ascii="TH Sarabun New" w:hAnsi="TH Sarabun New" w:cs="TH Sarabun New" w:hint="cs"/>
+          <w:sz w:val="36"/>
+          <w:szCs w:val="36"/>
+          <w:cs/>
+        </w:rPr>
+        <w:t xml:space="preserve"> </w:t>
+      </w:r>
+      <w:r>
+        <w:rPr>
+          <w:rFonts w:ascii="TH Sarabun New" w:hAnsi="TH Sarabun New" w:cs="TH Sarabun New" w:hint="cs"/>
+          <w:b/>
+          <w:bCs/>
+          <w:sz w:val="36"/>
+          <w:szCs w:val="36"/>
+          <w:cs/>
+        </w:rPr>
+        <w:t>ให้</w:t>
+      </w:r>
+      <w:r>
+        <w:rPr>
+          <w:rFonts w:ascii="TH Sarabun New" w:hAnsi="TH Sarabun New" w:cs="TH Sarabun New" w:hint="cs"/>
+          <w:b/>
+          <w:bCs/>
+          <w:sz w:val="36"/>
+          <w:szCs w:val="36"/>
+          <w:cs/>
+        </w:rPr>
+        <w:t xml:space="preserve"> </w:t>
+      </w:r>
+      <w:r>
+        <w:rPr>
+          <w:rFonts w:ascii="TH Sarabun New" w:hAnsi="TH Sarabun New" w:cs="TH Sarabun New" w:hint="cs"/>
+          <w:b/>
+          <w:bCs/>
+          <w:sz w:val="36"/>
+          <w:szCs w:val="36"/>
+          <w:cs/>
+        </w:rPr>
+        <w:t xml:space="preserve">ไม่ต้องแสดง </w:t>
+      </w:r>
+      <w:r>
+        <w:rPr>
+          <w:rFonts w:ascii="TH Sarabun New" w:hAnsi="TH Sarabun New" w:cs="TH Sarabun New"/>
+          <w:b/>
+          <w:bCs/>
+          <w:sz w:val="36"/>
+          <w:szCs w:val="36"/>
+        </w:rPr>
+        <w:t xml:space="preserve">field </w:t>
+      </w:r>
+      <w:r>
+        <w:rPr>
+          <w:rFonts w:ascii="TH Sarabun New" w:hAnsi="TH Sarabun New" w:cs="TH Sarabun New"/>
+          <w:b/>
+          <w:bCs/>
+          <w:sz w:val="36"/>
+          <w:szCs w:val="36"/>
+        </w:rPr>
+        <w:t>“</w:t>
+      </w:r>
+      <w:r>
+        <w:rPr>
+          <w:rFonts w:ascii="TH Sarabun New" w:hAnsi="TH Sarabun New" w:cs="TH Sarabun New" w:hint="cs"/>
+          <w:b/>
+          <w:bCs/>
+          <w:sz w:val="36"/>
+          <w:szCs w:val="36"/>
+          <w:cs/>
+        </w:rPr>
+        <w:t>ประเภทผู้ใช้งาน</w:t>
+      </w:r>
+      <w:r>
+        <w:rPr>
+          <w:rFonts w:ascii="TH Sarabun New" w:hAnsi="TH Sarabun New" w:cs="TH Sarabun New"/>
+          <w:b/>
+          <w:bCs/>
+          <w:sz w:val="36"/>
+          <w:szCs w:val="36"/>
+        </w:rPr>
+        <w:t>”</w:t>
+      </w:r>
+      <w:r>
+        <w:rPr>
+          <w:rFonts w:ascii="TH Sarabun New" w:hAnsi="TH Sarabun New" w:cs="TH Sarabun New"/>
+          <w:sz w:val="36"/>
+          <w:szCs w:val="36"/>
+        </w:rPr>
+        <w:t xml:space="preserve"> </w:t>
+      </w:r>
+      <w:r>
+        <w:rPr>
+          <w:rFonts w:ascii="TH Sarabun New" w:hAnsi="TH Sarabun New" w:cs="TH Sarabun New" w:hint="cs"/>
+          <w:sz w:val="36"/>
+          <w:szCs w:val="36"/>
+          <w:cs/>
+        </w:rPr>
+        <w:t xml:space="preserve">ในส่วนของ </w:t>
+      </w:r>
+      <w:r>
+        <w:rPr>
+          <w:rFonts w:ascii="TH Sarabun New" w:hAnsi="TH Sarabun New" w:cs="TH Sarabun New"/>
+          <w:sz w:val="36"/>
+          <w:szCs w:val="36"/>
+        </w:rPr>
+        <w:t>modal “</w:t>
+      </w:r>
+      <w:r>
+        <w:rPr>
+          <w:rFonts w:ascii="TH Sarabun New" w:hAnsi="TH Sarabun New" w:cs="TH Sarabun New" w:hint="cs"/>
+          <w:sz w:val="36"/>
+          <w:szCs w:val="36"/>
+          <w:cs/>
+        </w:rPr>
+        <w:t>เพิ่มข้อมูลลูกค้า</w:t>
+      </w:r>
+      <w:r>
+        <w:rPr>
+          <w:rFonts w:ascii="TH Sarabun New" w:hAnsi="TH Sarabun New" w:cs="TH Sarabun New"/>
+          <w:sz w:val="36"/>
+          <w:szCs w:val="36"/>
+        </w:rPr>
+        <w:t>”</w:t>
+      </w:r>
+      <w:r>
+        <w:rPr>
+          <w:rFonts w:ascii="TH Sarabun New" w:hAnsi="TH Sarabun New" w:cs="TH Sarabun New" w:hint="cs"/>
+          <w:sz w:val="36"/>
+          <w:szCs w:val="36"/>
+          <w:cs/>
+        </w:rPr>
+        <w:t xml:space="preserve"> และ </w:t>
+      </w:r>
+      <w:r>
+        <w:rPr>
+          <w:rFonts w:ascii="TH Sarabun New" w:hAnsi="TH Sarabun New" w:cs="TH Sarabun New"/>
+          <w:sz w:val="36"/>
+          <w:szCs w:val="36"/>
+        </w:rPr>
+        <w:t>“</w:t>
+      </w:r>
+      <w:r>
+        <w:rPr>
+          <w:rFonts w:ascii="TH Sarabun New" w:hAnsi="TH Sarabun New" w:cs="TH Sarabun New" w:hint="cs"/>
+          <w:sz w:val="36"/>
+          <w:szCs w:val="36"/>
+          <w:cs/>
+        </w:rPr>
+        <w:t>แก้ไขข้อมูลลูกค้า</w:t>
+      </w:r>
+      <w:r>
+        <w:rPr>
+          <w:rFonts w:ascii="TH Sarabun New" w:hAnsi="TH Sarabun New" w:cs="TH Sarabun New"/>
+          <w:sz w:val="36"/>
+          <w:szCs w:val="36"/>
+        </w:rPr>
+        <w:t>”</w:t>
+      </w:r>
+      <w:r>
+        <w:rPr>
+          <w:rFonts w:ascii="TH Sarabun New" w:hAnsi="TH Sarabun New" w:cs="TH Sarabun New" w:hint="cs"/>
+          <w:sz w:val="36"/>
+          <w:szCs w:val="36"/>
+          <w:cs/>
+        </w:rPr>
+        <w:t xml:space="preserve"> </w:t>
+      </w:r>
+      <w:r>
+        <w:rPr>
+          <w:rFonts w:ascii="TH Sarabun New" w:hAnsi="TH Sarabun New" w:cs="TH Sarabun New"/>
+          <w:sz w:val="36"/>
+          <w:szCs w:val="36"/>
+        </w:rPr>
+        <w:t>(</w:t>
+      </w:r>
+      <w:r>
+        <w:rPr>
+          <w:rFonts w:ascii="TH Sarabun New" w:hAnsi="TH Sarabun New" w:cs="TH Sarabun New" w:hint="cs"/>
+          <w:sz w:val="36"/>
+          <w:szCs w:val="36"/>
+          <w:cs/>
+        </w:rPr>
+        <w:t xml:space="preserve">แต่ตอนเพิ่มข้อมูล หรือ อัพเดทข้อมูล ให้นำค่า </w:t>
+      </w:r>
+      <w:r>
+        <w:rPr>
+          <w:rFonts w:ascii="TH Sarabun New" w:hAnsi="TH Sarabun New" w:cs="TH Sarabun New"/>
+          <w:sz w:val="36"/>
+          <w:szCs w:val="36"/>
+        </w:rPr>
+        <w:t xml:space="preserve">person_flag = 1 </w:t>
+      </w:r>
+      <w:r>
+        <w:rPr>
+          <w:rFonts w:ascii="TH Sarabun New" w:hAnsi="TH Sarabun New" w:cs="TH Sarabun New" w:hint="cs"/>
+          <w:sz w:val="36"/>
+          <w:szCs w:val="36"/>
+          <w:cs/>
+        </w:rPr>
+        <w:t>ไปบันทึกค่าด้วย</w:t>
+      </w:r>
+      <w:r>
+        <w:rPr>
+          <w:rFonts w:ascii="TH Sarabun New" w:hAnsi="TH Sarabun New" w:cs="TH Sarabun New"/>
+          <w:sz w:val="36"/>
+          <w:szCs w:val="36"/>
+        </w:rPr>
+        <w:t>)</w:t>
+      </w:r>
+    </w:p>
+    <w:p>
+      <w:pPr>
+        <w:pStyle w:val="ListParagraph"/>
+        <w:rPr>
+          <w:rFonts w:ascii="TH Sarabun New" w:hAnsi="TH Sarabun New" w:cs="TH Sarabun New"/>
+          <w:sz w:val="36"/>
+          <w:szCs w:val="36"/>
+        </w:rPr>
+      </w:pPr>
     </w:p>
     <w:p>
       <w:pPr>

--- a/Prompt/JM Thai Massage Management System Prompt_v8.docx
+++ b/Prompt/JM Thai Massage Management System Prompt_v8.docx
@@ -109,6 +109,7 @@
           <w:szCs w:val="36"/>
         </w:rPr>
       </w:pPr>
+      <w:proofErr w:type="spellStart"/>
       <w:r>
         <w:rPr>
           <w:rFonts w:ascii="TH Sarabun New" w:hAnsi="TH Sarabun New" w:cs="TH Sarabun New"/>
@@ -119,6 +120,7 @@
         </w:rPr>
         <w:t>Google_Sheet_ID</w:t>
       </w:r>
+      <w:proofErr w:type="spellEnd"/>
       <w:r>
         <w:rPr>
           <w:rFonts w:ascii="TH Sarabun New" w:hAnsi="TH Sarabun New" w:cs="TH Sarabun New"/>
@@ -141,6 +143,7 @@
           <w:szCs w:val="36"/>
         </w:rPr>
       </w:pPr>
+      <w:proofErr w:type="spellStart"/>
       <w:r>
         <w:rPr>
           <w:rFonts w:ascii="TH Sarabun New" w:hAnsi="TH Sarabun New" w:cs="TH Sarabun New"/>
@@ -149,7 +152,18 @@
           <w:sz w:val="36"/>
           <w:szCs w:val="36"/>
         </w:rPr>
-        <w:t xml:space="preserve">Sheet_Name_Admin </w:t>
+        <w:t>Sheet_Name_Admin</w:t>
+      </w:r>
+      <w:proofErr w:type="spellEnd"/>
+      <w:r>
+        <w:rPr>
+          <w:rFonts w:ascii="TH Sarabun New" w:hAnsi="TH Sarabun New" w:cs="TH Sarabun New"/>
+          <w:b/>
+          <w:bCs/>
+          <w:sz w:val="36"/>
+          <w:szCs w:val="36"/>
+        </w:rPr>
+        <w:t xml:space="preserve"> </w:t>
       </w:r>
       <w:r>
         <w:rPr>
@@ -198,6 +212,7 @@
           <w:szCs w:val="36"/>
         </w:rPr>
       </w:pPr>
+      <w:proofErr w:type="spellStart"/>
       <w:r>
         <w:rPr>
           <w:rFonts w:ascii="TH Sarabun New" w:hAnsi="TH Sarabun New" w:cs="TH Sarabun New"/>
@@ -206,7 +221,18 @@
           <w:sz w:val="36"/>
           <w:szCs w:val="36"/>
         </w:rPr>
-        <w:t xml:space="preserve">Sheet_Name_Customer </w:t>
+        <w:t>Sheet_Name_Customer</w:t>
+      </w:r>
+      <w:proofErr w:type="spellEnd"/>
+      <w:r>
+        <w:rPr>
+          <w:rFonts w:ascii="TH Sarabun New" w:hAnsi="TH Sarabun New" w:cs="TH Sarabun New"/>
+          <w:b/>
+          <w:bCs/>
+          <w:sz w:val="36"/>
+          <w:szCs w:val="36"/>
+        </w:rPr>
+        <w:t xml:space="preserve"> </w:t>
       </w:r>
       <w:r>
         <w:rPr>
@@ -265,6 +291,7 @@
           <w:szCs w:val="36"/>
         </w:rPr>
       </w:pPr>
+      <w:proofErr w:type="spellStart"/>
       <w:r>
         <w:rPr>
           <w:rFonts w:ascii="TH Sarabun New" w:hAnsi="TH Sarabun New" w:cs="TH Sarabun New"/>
@@ -285,6 +312,7 @@
         </w:rPr>
         <w:t>Reservation</w:t>
       </w:r>
+      <w:proofErr w:type="spellEnd"/>
       <w:r>
         <w:rPr>
           <w:rFonts w:ascii="TH Sarabun New" w:hAnsi="TH Sarabun New" w:cs="TH Sarabun New"/>
@@ -370,6 +398,7 @@
           <w:szCs w:val="36"/>
         </w:rPr>
       </w:pPr>
+      <w:proofErr w:type="spellStart"/>
       <w:r>
         <w:rPr>
           <w:rFonts w:ascii="TH Sarabun New" w:hAnsi="TH Sarabun New" w:cs="TH Sarabun New"/>
@@ -398,7 +427,18 @@
           <w:sz w:val="36"/>
           <w:szCs w:val="36"/>
         </w:rPr>
-        <w:t>Reservation_Time = “</w:t>
+        <w:t>Reservation_Time</w:t>
+      </w:r>
+      <w:proofErr w:type="spellEnd"/>
+      <w:r>
+        <w:rPr>
+          <w:rFonts w:ascii="TH Sarabun New" w:hAnsi="TH Sarabun New" w:cs="TH Sarabun New"/>
+          <w:b/>
+          <w:bCs/>
+          <w:sz w:val="36"/>
+          <w:szCs w:val="36"/>
+        </w:rPr>
+        <w:t xml:space="preserve"> = “</w:t>
       </w:r>
       <w:r>
         <w:rPr>
@@ -566,6 +606,7 @@
         </w:rPr>
         <w:t xml:space="preserve">ตามตัวแปล </w:t>
       </w:r>
+      <w:proofErr w:type="spellStart"/>
       <w:r>
         <w:rPr>
           <w:rFonts w:ascii="TH Sarabun New" w:hAnsi="TH Sarabun New" w:cs="TH Sarabun New"/>
@@ -576,6 +617,7 @@
         </w:rPr>
         <w:t>Sheet_Name_Customer</w:t>
       </w:r>
+      <w:proofErr w:type="spellEnd"/>
       <w:r>
         <w:rPr>
           <w:rFonts w:ascii="TH Sarabun New" w:hAnsi="TH Sarabun New" w:cs="TH Sarabun New" w:hint="cs"/>
@@ -650,6 +692,7 @@
         </w:rPr>
         <w:t>“</w:t>
       </w:r>
+      <w:proofErr w:type="spellStart"/>
       <w:r>
         <w:rPr>
           <w:rFonts w:ascii="TH Sarabun New" w:hAnsi="TH Sarabun New" w:cs="TH Sarabun New"/>
@@ -658,6 +701,7 @@
         </w:rPr>
         <w:t>customer_id</w:t>
       </w:r>
+      <w:proofErr w:type="spellEnd"/>
       <w:r>
         <w:rPr>
           <w:rFonts w:ascii="TH Sarabun New" w:hAnsi="TH Sarabun New" w:cs="TH Sarabun New"/>
@@ -665,6 +709,56 @@
           <w:szCs w:val="36"/>
         </w:rPr>
         <w:t>”</w:t>
+      </w:r>
+      <w:r>
+        <w:rPr>
+          <w:rFonts w:ascii="TH Sarabun New" w:hAnsi="TH Sarabun New" w:cs="TH Sarabun New"/>
+          <w:sz w:val="36"/>
+          <w:szCs w:val="36"/>
+        </w:rPr>
+        <w:t xml:space="preserve"> </w:t>
+      </w:r>
+      <w:r>
+        <w:rPr>
+          <w:rFonts w:ascii="TH Sarabun New" w:hAnsi="TH Sarabun New" w:cs="TH Sarabun New"/>
+          <w:sz w:val="36"/>
+          <w:szCs w:val="36"/>
+        </w:rPr>
+        <w:t>(</w:t>
+      </w:r>
+      <w:r>
+        <w:rPr>
+          <w:rFonts w:ascii="TH Sarabun New" w:hAnsi="TH Sarabun New" w:cs="TH Sarabun New" w:hint="cs"/>
+          <w:sz w:val="36"/>
+          <w:szCs w:val="36"/>
+          <w:cs/>
+        </w:rPr>
+        <w:t xml:space="preserve">ใช้ในการ </w:t>
+      </w:r>
+      <w:r>
+        <w:rPr>
+          <w:rFonts w:ascii="TH Sarabun New" w:hAnsi="TH Sarabun New" w:cs="TH Sarabun New"/>
+          <w:sz w:val="36"/>
+          <w:szCs w:val="36"/>
+        </w:rPr>
+        <w:t xml:space="preserve">login </w:t>
+      </w:r>
+      <w:r>
+        <w:rPr>
+          <w:rFonts w:ascii="TH Sarabun New" w:hAnsi="TH Sarabun New" w:cs="TH Sarabun New" w:hint="cs"/>
+          <w:sz w:val="36"/>
+          <w:szCs w:val="36"/>
+          <w:cs/>
+        </w:rPr>
+        <w:t>ด้วย</w:t>
+      </w:r>
+      <w:r>
+        <w:rPr>
+          <w:rFonts w:ascii="TH Sarabun New" w:hAnsi="TH Sarabun New" w:cs="TH Sarabun New"/>
+          <w:sz w:val="36"/>
+          <w:szCs w:val="36"/>
+        </w:rPr>
+        <w:t>)</w:t>
       </w:r>
     </w:p>
     <w:p>
@@ -687,7 +781,7 @@
           <w:szCs w:val="36"/>
           <w:cs/>
         </w:rPr>
-        <w:t xml:space="preserve">ปรับแก้ ชื่อ </w:t>
+        <w:t xml:space="preserve">เพิ่ม ชื่อ </w:t>
       </w:r>
       <w:r>
         <w:rPr>
@@ -697,39 +791,57 @@
         </w:rPr>
         <w:t>column “</w:t>
       </w:r>
-      <w:r>
-        <w:rPr>
-          <w:rFonts w:ascii="TH Sarabun New" w:hAnsi="TH Sarabun New" w:cs="TH Sarabun New" w:hint="cs"/>
-          <w:sz w:val="36"/>
-          <w:szCs w:val="36"/>
-          <w:cs/>
-        </w:rPr>
-        <w:t>ชื่อเล่น</w:t>
-      </w:r>
-      <w:r>
-        <w:rPr>
-          <w:rFonts w:ascii="TH Sarabun New" w:hAnsi="TH Sarabun New" w:cs="TH Sarabun New"/>
-          <w:sz w:val="36"/>
-          <w:szCs w:val="36"/>
-        </w:rPr>
-        <w:t>”</w:t>
-      </w:r>
-      <w:r>
-        <w:rPr>
-          <w:rFonts w:ascii="TH Sarabun New" w:hAnsi="TH Sarabun New" w:cs="TH Sarabun New" w:hint="cs"/>
-          <w:sz w:val="36"/>
-          <w:szCs w:val="36"/>
-          <w:cs/>
-        </w:rPr>
-        <w:t xml:space="preserve"> เป็น </w:t>
-      </w:r>
-      <w:r>
-        <w:rPr>
-          <w:rFonts w:ascii="TH Sarabun New" w:hAnsi="TH Sarabun New" w:cs="TH Sarabun New"/>
-          <w:sz w:val="36"/>
-          <w:szCs w:val="36"/>
-        </w:rPr>
-        <w:t>“nick_name”</w:t>
+      <w:proofErr w:type="spellStart"/>
+      <w:r>
+        <w:rPr>
+          <w:rFonts w:ascii="TH Sarabun New" w:hAnsi="TH Sarabun New" w:cs="TH Sarabun New"/>
+          <w:sz w:val="36"/>
+          <w:szCs w:val="36"/>
+        </w:rPr>
+        <w:t>pwd</w:t>
+      </w:r>
+      <w:proofErr w:type="spellEnd"/>
+      <w:r>
+        <w:rPr>
+          <w:rFonts w:ascii="TH Sarabun New" w:hAnsi="TH Sarabun New" w:cs="TH Sarabun New"/>
+          <w:sz w:val="36"/>
+          <w:szCs w:val="36"/>
+        </w:rPr>
+        <w:t xml:space="preserve">” </w:t>
+      </w:r>
+      <w:r>
+        <w:rPr>
+          <w:rFonts w:ascii="TH Sarabun New" w:hAnsi="TH Sarabun New" w:cs="TH Sarabun New" w:hint="cs"/>
+          <w:sz w:val="36"/>
+          <w:szCs w:val="36"/>
+          <w:cs/>
+        </w:rPr>
+        <w:t>สำหรับเก็บ</w:t>
+      </w:r>
+      <w:r>
+        <w:rPr>
+          <w:rFonts w:ascii="TH Sarabun New" w:hAnsi="TH Sarabun New" w:cs="TH Sarabun New"/>
+          <w:sz w:val="36"/>
+          <w:szCs w:val="36"/>
+        </w:rPr>
+        <w:t xml:space="preserve"> password</w:t>
+      </w:r>
+      <w:r>
+        <w:rPr>
+          <w:rFonts w:ascii="TH Sarabun New" w:hAnsi="TH Sarabun New" w:cs="TH Sarabun New" w:hint="cs"/>
+          <w:sz w:val="36"/>
+          <w:szCs w:val="36"/>
+          <w:cs/>
+        </w:rPr>
+        <w:t xml:space="preserve"> </w:t>
+      </w:r>
+      <w:r>
+        <w:rPr>
+          <w:rFonts w:ascii="TH Sarabun New" w:hAnsi="TH Sarabun New" w:cs="TH Sarabun New"/>
+          <w:sz w:val="36"/>
+          <w:szCs w:val="36"/>
+        </w:rPr>
+        <w:t>login</w:t>
       </w:r>
     </w:p>
     <w:p>
@@ -769,7 +881,7 @@
           <w:szCs w:val="36"/>
           <w:cs/>
         </w:rPr>
-        <w:t>ชื่อจริง</w:t>
+        <w:t>ชื่อเล่น</w:t>
       </w:r>
       <w:r>
         <w:rPr>
@@ -794,7 +906,25 @@
           <w:sz w:val="36"/>
           <w:szCs w:val="36"/>
         </w:rPr>
-        <w:t>“first_name”</w:t>
+        <w:t>“</w:t>
+      </w:r>
+      <w:proofErr w:type="spellStart"/>
+      <w:r>
+        <w:rPr>
+          <w:rFonts w:ascii="TH Sarabun New" w:hAnsi="TH Sarabun New" w:cs="TH Sarabun New"/>
+          <w:sz w:val="36"/>
+          <w:szCs w:val="36"/>
+        </w:rPr>
+        <w:t>nick_name</w:t>
+      </w:r>
+      <w:proofErr w:type="spellEnd"/>
+      <w:r>
+        <w:rPr>
+          <w:rFonts w:ascii="TH Sarabun New" w:hAnsi="TH Sarabun New" w:cs="TH Sarabun New"/>
+          <w:sz w:val="36"/>
+          <w:szCs w:val="36"/>
+        </w:rPr>
+        <w:t>”</w:t>
       </w:r>
     </w:p>
     <w:p>
@@ -834,7 +964,7 @@
           <w:szCs w:val="36"/>
           <w:cs/>
         </w:rPr>
-        <w:t>นามสกุล</w:t>
+        <w:t>ชื่อจริง</w:t>
       </w:r>
       <w:r>
         <w:rPr>
@@ -861,21 +991,23 @@
         </w:rPr>
         <w:t>“</w:t>
       </w:r>
-      <w:r>
-        <w:rPr>
-          <w:rFonts w:ascii="TH Sarabun New" w:hAnsi="TH Sarabun New" w:cs="TH Sarabun New"/>
-          <w:sz w:val="36"/>
-          <w:szCs w:val="36"/>
-        </w:rPr>
-        <w:t>last</w:t>
-      </w:r>
-      <w:r>
-        <w:rPr>
-          <w:rFonts w:ascii="TH Sarabun New" w:hAnsi="TH Sarabun New" w:cs="TH Sarabun New"/>
-          <w:sz w:val="36"/>
-          <w:szCs w:val="36"/>
-        </w:rPr>
-        <w:t>_name”</w:t>
+      <w:proofErr w:type="spellStart"/>
+      <w:r>
+        <w:rPr>
+          <w:rFonts w:ascii="TH Sarabun New" w:hAnsi="TH Sarabun New" w:cs="TH Sarabun New"/>
+          <w:sz w:val="36"/>
+          <w:szCs w:val="36"/>
+        </w:rPr>
+        <w:t>first_name</w:t>
+      </w:r>
+      <w:proofErr w:type="spellEnd"/>
+      <w:r>
+        <w:rPr>
+          <w:rFonts w:ascii="TH Sarabun New" w:hAnsi="TH Sarabun New" w:cs="TH Sarabun New"/>
+          <w:sz w:val="36"/>
+          <w:szCs w:val="36"/>
+        </w:rPr>
+        <w:t>”</w:t>
       </w:r>
     </w:p>
     <w:p>
@@ -915,7 +1047,7 @@
           <w:szCs w:val="36"/>
           <w:cs/>
         </w:rPr>
-        <w:t>เบอร์โทร</w:t>
+        <w:t>นามสกุล</w:t>
       </w:r>
       <w:r>
         <w:rPr>
@@ -940,7 +1072,33 @@
           <w:sz w:val="36"/>
           <w:szCs w:val="36"/>
         </w:rPr>
-        <w:t>“phone_number”</w:t>
+        <w:t>“</w:t>
+      </w:r>
+      <w:proofErr w:type="spellStart"/>
+      <w:r>
+        <w:rPr>
+          <w:rFonts w:ascii="TH Sarabun New" w:hAnsi="TH Sarabun New" w:cs="TH Sarabun New"/>
+          <w:sz w:val="36"/>
+          <w:szCs w:val="36"/>
+        </w:rPr>
+        <w:t>last</w:t>
+      </w:r>
+      <w:r>
+        <w:rPr>
+          <w:rFonts w:ascii="TH Sarabun New" w:hAnsi="TH Sarabun New" w:cs="TH Sarabun New"/>
+          <w:sz w:val="36"/>
+          <w:szCs w:val="36"/>
+        </w:rPr>
+        <w:t>_name</w:t>
+      </w:r>
+      <w:proofErr w:type="spellEnd"/>
+      <w:r>
+        <w:rPr>
+          <w:rFonts w:ascii="TH Sarabun New" w:hAnsi="TH Sarabun New" w:cs="TH Sarabun New"/>
+          <w:sz w:val="36"/>
+          <w:szCs w:val="36"/>
+        </w:rPr>
+        <w:t>”</w:t>
       </w:r>
     </w:p>
     <w:p>
@@ -980,32 +1138,50 @@
           <w:szCs w:val="36"/>
           <w:cs/>
         </w:rPr>
-        <w:t>วันที่สร้าง</w:t>
-      </w:r>
-      <w:r>
-        <w:rPr>
-          <w:rFonts w:ascii="TH Sarabun New" w:hAnsi="TH Sarabun New" w:cs="TH Sarabun New"/>
-          <w:sz w:val="36"/>
-          <w:szCs w:val="36"/>
-        </w:rPr>
-        <w:t xml:space="preserve">” </w:t>
-      </w:r>
-      <w:r>
-        <w:rPr>
-          <w:rFonts w:ascii="TH Sarabun New" w:hAnsi="TH Sarabun New" w:cs="TH Sarabun New" w:hint="cs"/>
-          <w:sz w:val="36"/>
-          <w:szCs w:val="36"/>
-          <w:cs/>
-        </w:rPr>
-        <w:t xml:space="preserve">เป็น </w:t>
-      </w:r>
-      <w:r>
-        <w:rPr>
-          <w:rFonts w:ascii="TH Sarabun New" w:hAnsi="TH Sarabun New" w:cs="TH Sarabun New"/>
-          <w:sz w:val="36"/>
-          <w:szCs w:val="36"/>
-        </w:rPr>
-        <w:t>“create_date”</w:t>
+        <w:t>เบอร์โทร</w:t>
+      </w:r>
+      <w:r>
+        <w:rPr>
+          <w:rFonts w:ascii="TH Sarabun New" w:hAnsi="TH Sarabun New" w:cs="TH Sarabun New"/>
+          <w:sz w:val="36"/>
+          <w:szCs w:val="36"/>
+        </w:rPr>
+        <w:t>”</w:t>
+      </w:r>
+      <w:r>
+        <w:rPr>
+          <w:rFonts w:ascii="TH Sarabun New" w:hAnsi="TH Sarabun New" w:cs="TH Sarabun New" w:hint="cs"/>
+          <w:sz w:val="36"/>
+          <w:szCs w:val="36"/>
+          <w:cs/>
+        </w:rPr>
+        <w:t xml:space="preserve"> เป็น </w:t>
+      </w:r>
+      <w:r>
+        <w:rPr>
+          <w:rFonts w:ascii="TH Sarabun New" w:hAnsi="TH Sarabun New" w:cs="TH Sarabun New"/>
+          <w:sz w:val="36"/>
+          <w:szCs w:val="36"/>
+        </w:rPr>
+        <w:t>“</w:t>
+      </w:r>
+      <w:proofErr w:type="spellStart"/>
+      <w:r>
+        <w:rPr>
+          <w:rFonts w:ascii="TH Sarabun New" w:hAnsi="TH Sarabun New" w:cs="TH Sarabun New"/>
+          <w:sz w:val="36"/>
+          <w:szCs w:val="36"/>
+        </w:rPr>
+        <w:t>phone_number</w:t>
+      </w:r>
+      <w:proofErr w:type="spellEnd"/>
+      <w:r>
+        <w:rPr>
+          <w:rFonts w:ascii="TH Sarabun New" w:hAnsi="TH Sarabun New" w:cs="TH Sarabun New"/>
+          <w:sz w:val="36"/>
+          <w:szCs w:val="36"/>
+        </w:rPr>
+        <w:t>”</w:t>
       </w:r>
     </w:p>
     <w:p>
@@ -1028,40 +1204,41 @@
           <w:szCs w:val="36"/>
           <w:cs/>
         </w:rPr>
-        <w:t xml:space="preserve">เพิ่ม </w:t>
-      </w:r>
-      <w:r>
-        <w:rPr>
-          <w:rFonts w:ascii="TH Sarabun New" w:hAnsi="TH Sarabun New" w:cs="TH Sarabun New"/>
-          <w:sz w:val="36"/>
-          <w:szCs w:val="36"/>
-        </w:rPr>
-        <w:t>column “create</w:t>
-      </w:r>
-      <w:r>
-        <w:rPr>
-          <w:rFonts w:ascii="TH Sarabun New" w:hAnsi="TH Sarabun New" w:cs="TH Sarabun New"/>
-          <w:sz w:val="36"/>
-          <w:szCs w:val="36"/>
-        </w:rPr>
-        <w:t>d</w:t>
-      </w:r>
-      <w:r>
-        <w:rPr>
-          <w:rFonts w:ascii="TH Sarabun New" w:hAnsi="TH Sarabun New" w:cs="TH Sarabun New"/>
-          <w:sz w:val="36"/>
-          <w:szCs w:val="36"/>
-        </w:rPr>
-        <w:t>_by” (</w:t>
-      </w:r>
-      <w:r>
-        <w:rPr>
-          <w:rFonts w:ascii="TH Sarabun New" w:hAnsi="TH Sarabun New" w:cs="TH Sarabun New" w:hint="cs"/>
-          <w:sz w:val="36"/>
-          <w:szCs w:val="36"/>
-          <w:cs/>
-        </w:rPr>
-        <w:t xml:space="preserve">ใช้เก็บข้อมูล </w:t>
+        <w:t xml:space="preserve">ปรับแก้ ชื่อ </w:t>
+      </w:r>
+      <w:r>
+        <w:rPr>
+          <w:rFonts w:ascii="TH Sarabun New" w:hAnsi="TH Sarabun New" w:cs="TH Sarabun New"/>
+          <w:sz w:val="36"/>
+          <w:szCs w:val="36"/>
+        </w:rPr>
+        <w:t>column “</w:t>
+      </w:r>
+      <w:r>
+        <w:rPr>
+          <w:rFonts w:ascii="TH Sarabun New" w:hAnsi="TH Sarabun New" w:cs="TH Sarabun New" w:hint="cs"/>
+          <w:sz w:val="36"/>
+          <w:szCs w:val="36"/>
+          <w:cs/>
+        </w:rPr>
+        <w:t>วันที่สร้าง</w:t>
+      </w:r>
+      <w:r>
+        <w:rPr>
+          <w:rFonts w:ascii="TH Sarabun New" w:hAnsi="TH Sarabun New" w:cs="TH Sarabun New"/>
+          <w:sz w:val="36"/>
+          <w:szCs w:val="36"/>
+        </w:rPr>
+        <w:t xml:space="preserve">” </w:t>
+      </w:r>
+      <w:r>
+        <w:rPr>
+          <w:rFonts w:ascii="TH Sarabun New" w:hAnsi="TH Sarabun New" w:cs="TH Sarabun New" w:hint="cs"/>
+          <w:sz w:val="36"/>
+          <w:szCs w:val="36"/>
+          <w:cs/>
+        </w:rPr>
+        <w:t xml:space="preserve">เป็น </w:t>
       </w:r>
       <w:r>
         <w:rPr>
@@ -1071,15 +1248,16 @@
         </w:rPr>
         <w:t>“</w:t>
       </w:r>
-      <w:r>
-        <w:rPr>
-          <w:rFonts w:ascii="TH Sarabun New" w:hAnsi="TH Sarabun New" w:cs="TH Sarabun New" w:hint="cs"/>
-          <w:sz w:val="36"/>
-          <w:szCs w:val="36"/>
-          <w:cs/>
-        </w:rPr>
-        <w:t>ผู้สร้าง</w:t>
-      </w:r>
+      <w:proofErr w:type="spellStart"/>
+      <w:r>
+        <w:rPr>
+          <w:rFonts w:ascii="TH Sarabun New" w:hAnsi="TH Sarabun New" w:cs="TH Sarabun New"/>
+          <w:sz w:val="36"/>
+          <w:szCs w:val="36"/>
+        </w:rPr>
+        <w:t>create_date</w:t>
+      </w:r>
+      <w:proofErr w:type="spellEnd"/>
       <w:r>
         <w:rPr>
           <w:rFonts w:ascii="TH Sarabun New" w:hAnsi="TH Sarabun New" w:cs="TH Sarabun New"/>
@@ -1087,65 +1265,6 @@
           <w:szCs w:val="36"/>
         </w:rPr>
         <w:t>”</w:t>
-      </w:r>
-      <w:r>
-        <w:rPr>
-          <w:rFonts w:ascii="TH Sarabun New" w:hAnsi="TH Sarabun New" w:cs="TH Sarabun New" w:hint="cs"/>
-          <w:sz w:val="36"/>
-          <w:szCs w:val="36"/>
-          <w:cs/>
-        </w:rPr>
-        <w:t xml:space="preserve"> โดยนำ ค่าใน </w:t>
-      </w:r>
-      <w:r>
-        <w:rPr>
-          <w:rFonts w:ascii="TH Sarabun New" w:hAnsi="TH Sarabun New" w:cs="TH Sarabun New"/>
-          <w:sz w:val="36"/>
-          <w:szCs w:val="36"/>
-        </w:rPr>
-        <w:t>username</w:t>
-      </w:r>
-      <w:r>
-        <w:rPr>
-          <w:rFonts w:ascii="TH Sarabun New" w:hAnsi="TH Sarabun New" w:cs="TH Sarabun New" w:hint="cs"/>
-          <w:sz w:val="36"/>
-          <w:szCs w:val="36"/>
-          <w:cs/>
-        </w:rPr>
-        <w:t xml:space="preserve"> ที่ </w:t>
-      </w:r>
-      <w:r>
-        <w:rPr>
-          <w:rFonts w:ascii="TH Sarabun New" w:hAnsi="TH Sarabun New" w:cs="TH Sarabun New"/>
-          <w:sz w:val="36"/>
-          <w:szCs w:val="36"/>
-        </w:rPr>
-        <w:t>login</w:t>
-      </w:r>
-      <w:r>
-        <w:rPr>
-          <w:rFonts w:ascii="TH Sarabun New" w:hAnsi="TH Sarabun New" w:cs="TH Sarabun New"/>
-          <w:sz w:val="36"/>
-          <w:szCs w:val="36"/>
-        </w:rPr>
-        <w:t xml:space="preserve"> </w:t>
-      </w:r>
-      <w:r>
-        <w:rPr>
-          <w:rFonts w:ascii="TH Sarabun New" w:hAnsi="TH Sarabun New" w:cs="TH Sarabun New" w:hint="cs"/>
-          <w:sz w:val="36"/>
-          <w:szCs w:val="36"/>
-          <w:cs/>
-        </w:rPr>
-        <w:t>มาบันทึก</w:t>
-      </w:r>
-      <w:r>
-        <w:rPr>
-          <w:rFonts w:ascii="TH Sarabun New" w:hAnsi="TH Sarabun New" w:cs="TH Sarabun New"/>
-          <w:sz w:val="36"/>
-          <w:szCs w:val="36"/>
-        </w:rPr>
-        <w:t>)</w:t>
       </w:r>
     </w:p>
     <w:p>
@@ -1168,15 +1287,58 @@
           <w:szCs w:val="36"/>
           <w:cs/>
         </w:rPr>
-        <w:t xml:space="preserve">ปรับแก้ ชื่อ </w:t>
-      </w:r>
-      <w:r>
-        <w:rPr>
-          <w:rFonts w:ascii="TH Sarabun New" w:hAnsi="TH Sarabun New" w:cs="TH Sarabun New"/>
-          <w:sz w:val="36"/>
-          <w:szCs w:val="36"/>
-        </w:rPr>
-        <w:t xml:space="preserve">column </w:t>
+        <w:t xml:space="preserve">เพิ่ม </w:t>
+      </w:r>
+      <w:r>
+        <w:rPr>
+          <w:rFonts w:ascii="TH Sarabun New" w:hAnsi="TH Sarabun New" w:cs="TH Sarabun New"/>
+          <w:sz w:val="36"/>
+          <w:szCs w:val="36"/>
+        </w:rPr>
+        <w:t>column “</w:t>
+      </w:r>
+      <w:proofErr w:type="spellStart"/>
+      <w:r>
+        <w:rPr>
+          <w:rFonts w:ascii="TH Sarabun New" w:hAnsi="TH Sarabun New" w:cs="TH Sarabun New"/>
+          <w:sz w:val="36"/>
+          <w:szCs w:val="36"/>
+        </w:rPr>
+        <w:t>create</w:t>
+      </w:r>
+      <w:r>
+        <w:rPr>
+          <w:rFonts w:ascii="TH Sarabun New" w:hAnsi="TH Sarabun New" w:cs="TH Sarabun New"/>
+          <w:sz w:val="36"/>
+          <w:szCs w:val="36"/>
+        </w:rPr>
+        <w:t>d</w:t>
+      </w:r>
+      <w:r>
+        <w:rPr>
+          <w:rFonts w:ascii="TH Sarabun New" w:hAnsi="TH Sarabun New" w:cs="TH Sarabun New"/>
+          <w:sz w:val="36"/>
+          <w:szCs w:val="36"/>
+        </w:rPr>
+        <w:t>_by</w:t>
+      </w:r>
+      <w:proofErr w:type="spellEnd"/>
+      <w:r>
+        <w:rPr>
+          <w:rFonts w:ascii="TH Sarabun New" w:hAnsi="TH Sarabun New" w:cs="TH Sarabun New"/>
+          <w:sz w:val="36"/>
+          <w:szCs w:val="36"/>
+        </w:rPr>
+        <w:t>” (</w:t>
+      </w:r>
+      <w:r>
+        <w:rPr>
+          <w:rFonts w:ascii="TH Sarabun New" w:hAnsi="TH Sarabun New" w:cs="TH Sarabun New" w:hint="cs"/>
+          <w:sz w:val="36"/>
+          <w:szCs w:val="36"/>
+          <w:cs/>
+        </w:rPr>
+        <w:t xml:space="preserve">ใช้เก็บข้อมูล </w:t>
       </w:r>
       <w:r>
         <w:rPr>
@@ -1193,7 +1355,7 @@
           <w:szCs w:val="36"/>
           <w:cs/>
         </w:rPr>
-        <w:t>อัปเดตล่าสุด</w:t>
+        <w:t>ผู้สร้าง</w:t>
       </w:r>
       <w:r>
         <w:rPr>
@@ -1210,15 +1372,57 @@
           <w:szCs w:val="36"/>
           <w:cs/>
         </w:rPr>
-        <w:t xml:space="preserve"> เป็น </w:t>
-      </w:r>
-      <w:r>
-        <w:rPr>
-          <w:rFonts w:ascii="TH Sarabun New" w:hAnsi="TH Sarabun New" w:cs="TH Sarabun New"/>
-          <w:sz w:val="36"/>
-          <w:szCs w:val="36"/>
-        </w:rPr>
-        <w:t>“update_date</w:t>
+        <w:t xml:space="preserve"> โดยนำ ค่าใน </w:t>
+      </w:r>
+      <w:r>
+        <w:rPr>
+          <w:rFonts w:ascii="TH Sarabun New" w:hAnsi="TH Sarabun New" w:cs="TH Sarabun New"/>
+          <w:sz w:val="36"/>
+          <w:szCs w:val="36"/>
+        </w:rPr>
+        <w:t>username</w:t>
+      </w:r>
+      <w:r>
+        <w:rPr>
+          <w:rFonts w:ascii="TH Sarabun New" w:hAnsi="TH Sarabun New" w:cs="TH Sarabun New" w:hint="cs"/>
+          <w:sz w:val="36"/>
+          <w:szCs w:val="36"/>
+          <w:cs/>
+        </w:rPr>
+        <w:t xml:space="preserve"> ที่ </w:t>
+      </w:r>
+      <w:r>
+        <w:rPr>
+          <w:rFonts w:ascii="TH Sarabun New" w:hAnsi="TH Sarabun New" w:cs="TH Sarabun New"/>
+          <w:sz w:val="36"/>
+          <w:szCs w:val="36"/>
+        </w:rPr>
+        <w:t>login</w:t>
+      </w:r>
+      <w:r>
+        <w:rPr>
+          <w:rFonts w:ascii="TH Sarabun New" w:hAnsi="TH Sarabun New" w:cs="TH Sarabun New"/>
+          <w:sz w:val="36"/>
+          <w:szCs w:val="36"/>
+        </w:rPr>
+        <w:t xml:space="preserve"> </w:t>
+      </w:r>
+      <w:r>
+        <w:rPr>
+          <w:rFonts w:ascii="TH Sarabun New" w:hAnsi="TH Sarabun New" w:cs="TH Sarabun New" w:hint="cs"/>
+          <w:sz w:val="36"/>
+          <w:szCs w:val="36"/>
+          <w:cs/>
+        </w:rPr>
+        <w:t>มาบันทึก</w:t>
+      </w:r>
+      <w:r>
+        <w:rPr>
+          <w:rFonts w:ascii="TH Sarabun New" w:hAnsi="TH Sarabun New" w:cs="TH Sarabun New"/>
+          <w:sz w:val="36"/>
+          <w:szCs w:val="36"/>
+        </w:rPr>
+        <w:t>)</w:t>
       </w:r>
     </w:p>
     <w:p>
@@ -1241,24 +1445,15 @@
           <w:szCs w:val="36"/>
           <w:cs/>
         </w:rPr>
-        <w:t xml:space="preserve">เพิ่ม </w:t>
-      </w:r>
-      <w:r>
-        <w:rPr>
-          <w:rFonts w:ascii="TH Sarabun New" w:hAnsi="TH Sarabun New" w:cs="TH Sarabun New"/>
-          <w:sz w:val="36"/>
-          <w:szCs w:val="36"/>
-        </w:rPr>
-        <w:t>column “updated_by” (</w:t>
-      </w:r>
-      <w:r>
-        <w:rPr>
-          <w:rFonts w:ascii="TH Sarabun New" w:hAnsi="TH Sarabun New" w:cs="TH Sarabun New" w:hint="cs"/>
-          <w:sz w:val="36"/>
-          <w:szCs w:val="36"/>
-          <w:cs/>
-        </w:rPr>
-        <w:t xml:space="preserve">ใช้เก็บข้อมูล </w:t>
+        <w:t xml:space="preserve">ปรับแก้ ชื่อ </w:t>
+      </w:r>
+      <w:r>
+        <w:rPr>
+          <w:rFonts w:ascii="TH Sarabun New" w:hAnsi="TH Sarabun New" w:cs="TH Sarabun New"/>
+          <w:sz w:val="36"/>
+          <w:szCs w:val="36"/>
+        </w:rPr>
+        <w:t xml:space="preserve">column </w:t>
       </w:r>
       <w:r>
         <w:rPr>
@@ -1275,7 +1470,7 @@
           <w:szCs w:val="36"/>
           <w:cs/>
         </w:rPr>
-        <w:t>ผู้อัปเดต</w:t>
+        <w:t>อัปเดตล่าสุด</w:t>
       </w:r>
       <w:r>
         <w:rPr>
@@ -1292,58 +1487,26 @@
           <w:szCs w:val="36"/>
           <w:cs/>
         </w:rPr>
-        <w:t xml:space="preserve"> โดยนำ ค่าใน </w:t>
-      </w:r>
-      <w:r>
-        <w:rPr>
-          <w:rFonts w:ascii="TH Sarabun New" w:hAnsi="TH Sarabun New" w:cs="TH Sarabun New"/>
-          <w:sz w:val="36"/>
-          <w:szCs w:val="36"/>
-        </w:rPr>
-        <w:t xml:space="preserve">username </w:t>
-      </w:r>
-      <w:r>
-        <w:rPr>
-          <w:rFonts w:ascii="TH Sarabun New" w:hAnsi="TH Sarabun New" w:cs="TH Sarabun New" w:hint="cs"/>
-          <w:sz w:val="36"/>
-          <w:szCs w:val="36"/>
-          <w:cs/>
-        </w:rPr>
-        <w:t xml:space="preserve">ที่ </w:t>
-      </w:r>
-      <w:r>
-        <w:rPr>
-          <w:rFonts w:ascii="TH Sarabun New" w:hAnsi="TH Sarabun New" w:cs="TH Sarabun New"/>
-          <w:sz w:val="36"/>
-          <w:szCs w:val="36"/>
-        </w:rPr>
-        <w:t>login</w:t>
-      </w:r>
-      <w:r>
-        <w:rPr>
-          <w:rFonts w:ascii="TH Sarabun New" w:hAnsi="TH Sarabun New" w:cs="TH Sarabun New"/>
-          <w:sz w:val="36"/>
-          <w:szCs w:val="36"/>
-        </w:rPr>
-        <w:t xml:space="preserve"> </w:t>
-      </w:r>
-      <w:r>
-        <w:rPr>
-          <w:rFonts w:ascii="TH Sarabun New" w:hAnsi="TH Sarabun New" w:cs="TH Sarabun New" w:hint="cs"/>
-          <w:sz w:val="36"/>
-          <w:szCs w:val="36"/>
-          <w:cs/>
-        </w:rPr>
-        <w:t>มาบันทึก</w:t>
-      </w:r>
-      <w:r>
-        <w:rPr>
-          <w:rFonts w:ascii="TH Sarabun New" w:hAnsi="TH Sarabun New" w:cs="TH Sarabun New"/>
-          <w:sz w:val="36"/>
-          <w:szCs w:val="36"/>
-        </w:rPr>
-        <w:t>)</w:t>
-      </w:r>
+        <w:t xml:space="preserve"> เป็น </w:t>
+      </w:r>
+      <w:r>
+        <w:rPr>
+          <w:rFonts w:ascii="TH Sarabun New" w:hAnsi="TH Sarabun New" w:cs="TH Sarabun New"/>
+          <w:sz w:val="36"/>
+          <w:szCs w:val="36"/>
+        </w:rPr>
+        <w:t>“</w:t>
+      </w:r>
+      <w:proofErr w:type="spellStart"/>
+      <w:r>
+        <w:rPr>
+          <w:rFonts w:ascii="TH Sarabun New" w:hAnsi="TH Sarabun New" w:cs="TH Sarabun New"/>
+          <w:sz w:val="36"/>
+          <w:szCs w:val="36"/>
+        </w:rPr>
+        <w:t>update_date</w:t>
+      </w:r>
+      <w:proofErr w:type="spellEnd"/>
     </w:p>
     <w:p>
       <w:pPr>
@@ -1373,7 +1536,167 @@
           <w:sz w:val="36"/>
           <w:szCs w:val="36"/>
         </w:rPr>
-        <w:t>column “is_active”</w:t>
+        <w:t>column “</w:t>
+      </w:r>
+      <w:proofErr w:type="spellStart"/>
+      <w:r>
+        <w:rPr>
+          <w:rFonts w:ascii="TH Sarabun New" w:hAnsi="TH Sarabun New" w:cs="TH Sarabun New"/>
+          <w:sz w:val="36"/>
+          <w:szCs w:val="36"/>
+        </w:rPr>
+        <w:t>updated_by</w:t>
+      </w:r>
+      <w:proofErr w:type="spellEnd"/>
+      <w:r>
+        <w:rPr>
+          <w:rFonts w:ascii="TH Sarabun New" w:hAnsi="TH Sarabun New" w:cs="TH Sarabun New"/>
+          <w:sz w:val="36"/>
+          <w:szCs w:val="36"/>
+        </w:rPr>
+        <w:t>” (</w:t>
+      </w:r>
+      <w:r>
+        <w:rPr>
+          <w:rFonts w:ascii="TH Sarabun New" w:hAnsi="TH Sarabun New" w:cs="TH Sarabun New" w:hint="cs"/>
+          <w:sz w:val="36"/>
+          <w:szCs w:val="36"/>
+          <w:cs/>
+        </w:rPr>
+        <w:t xml:space="preserve">ใช้เก็บข้อมูล </w:t>
+      </w:r>
+      <w:r>
+        <w:rPr>
+          <w:rFonts w:ascii="TH Sarabun New" w:hAnsi="TH Sarabun New" w:cs="TH Sarabun New"/>
+          <w:sz w:val="36"/>
+          <w:szCs w:val="36"/>
+        </w:rPr>
+        <w:t>“</w:t>
+      </w:r>
+      <w:r>
+        <w:rPr>
+          <w:rFonts w:ascii="TH Sarabun New" w:hAnsi="TH Sarabun New" w:cs="TH Sarabun New" w:hint="cs"/>
+          <w:sz w:val="36"/>
+          <w:szCs w:val="36"/>
+          <w:cs/>
+        </w:rPr>
+        <w:t>ผู้อัปเดต</w:t>
+      </w:r>
+      <w:r>
+        <w:rPr>
+          <w:rFonts w:ascii="TH Sarabun New" w:hAnsi="TH Sarabun New" w:cs="TH Sarabun New"/>
+          <w:sz w:val="36"/>
+          <w:szCs w:val="36"/>
+        </w:rPr>
+        <w:t>”</w:t>
+      </w:r>
+      <w:r>
+        <w:rPr>
+          <w:rFonts w:ascii="TH Sarabun New" w:hAnsi="TH Sarabun New" w:cs="TH Sarabun New" w:hint="cs"/>
+          <w:sz w:val="36"/>
+          <w:szCs w:val="36"/>
+          <w:cs/>
+        </w:rPr>
+        <w:t xml:space="preserve"> โดยนำ ค่าใน </w:t>
+      </w:r>
+      <w:r>
+        <w:rPr>
+          <w:rFonts w:ascii="TH Sarabun New" w:hAnsi="TH Sarabun New" w:cs="TH Sarabun New"/>
+          <w:sz w:val="36"/>
+          <w:szCs w:val="36"/>
+        </w:rPr>
+        <w:t xml:space="preserve">username </w:t>
+      </w:r>
+      <w:r>
+        <w:rPr>
+          <w:rFonts w:ascii="TH Sarabun New" w:hAnsi="TH Sarabun New" w:cs="TH Sarabun New" w:hint="cs"/>
+          <w:sz w:val="36"/>
+          <w:szCs w:val="36"/>
+          <w:cs/>
+        </w:rPr>
+        <w:t xml:space="preserve">ที่ </w:t>
+      </w:r>
+      <w:r>
+        <w:rPr>
+          <w:rFonts w:ascii="TH Sarabun New" w:hAnsi="TH Sarabun New" w:cs="TH Sarabun New"/>
+          <w:sz w:val="36"/>
+          <w:szCs w:val="36"/>
+        </w:rPr>
+        <w:t>login</w:t>
+      </w:r>
+      <w:r>
+        <w:rPr>
+          <w:rFonts w:ascii="TH Sarabun New" w:hAnsi="TH Sarabun New" w:cs="TH Sarabun New"/>
+          <w:sz w:val="36"/>
+          <w:szCs w:val="36"/>
+        </w:rPr>
+        <w:t xml:space="preserve"> </w:t>
+      </w:r>
+      <w:r>
+        <w:rPr>
+          <w:rFonts w:ascii="TH Sarabun New" w:hAnsi="TH Sarabun New" w:cs="TH Sarabun New" w:hint="cs"/>
+          <w:sz w:val="36"/>
+          <w:szCs w:val="36"/>
+          <w:cs/>
+        </w:rPr>
+        <w:t>มาบันทึก</w:t>
+      </w:r>
+      <w:r>
+        <w:rPr>
+          <w:rFonts w:ascii="TH Sarabun New" w:hAnsi="TH Sarabun New" w:cs="TH Sarabun New"/>
+          <w:sz w:val="36"/>
+          <w:szCs w:val="36"/>
+        </w:rPr>
+        <w:t>)</w:t>
+      </w:r>
+    </w:p>
+    <w:p>
+      <w:pPr>
+        <w:pStyle w:val="ListParagraph"/>
+        <w:numPr>
+          <w:ilvl w:val="0"/>
+          <w:numId w:val="17"/>
+        </w:numPr>
+        <w:rPr>
+          <w:rFonts w:ascii="TH Sarabun New" w:hAnsi="TH Sarabun New" w:cs="TH Sarabun New"/>
+          <w:sz w:val="36"/>
+          <w:szCs w:val="36"/>
+        </w:rPr>
+      </w:pPr>
+      <w:r>
+        <w:rPr>
+          <w:rFonts w:ascii="TH Sarabun New" w:hAnsi="TH Sarabun New" w:cs="TH Sarabun New" w:hint="cs"/>
+          <w:sz w:val="36"/>
+          <w:szCs w:val="36"/>
+          <w:cs/>
+        </w:rPr>
+        <w:t xml:space="preserve">เพิ่ม </w:t>
+      </w:r>
+      <w:r>
+        <w:rPr>
+          <w:rFonts w:ascii="TH Sarabun New" w:hAnsi="TH Sarabun New" w:cs="TH Sarabun New"/>
+          <w:sz w:val="36"/>
+          <w:szCs w:val="36"/>
+        </w:rPr>
+        <w:t>column “</w:t>
+      </w:r>
+      <w:proofErr w:type="spellStart"/>
+      <w:r>
+        <w:rPr>
+          <w:rFonts w:ascii="TH Sarabun New" w:hAnsi="TH Sarabun New" w:cs="TH Sarabun New"/>
+          <w:sz w:val="36"/>
+          <w:szCs w:val="36"/>
+        </w:rPr>
+        <w:t>is_active</w:t>
+      </w:r>
+      <w:proofErr w:type="spellEnd"/>
+      <w:r>
+        <w:rPr>
+          <w:rFonts w:ascii="TH Sarabun New" w:hAnsi="TH Sarabun New" w:cs="TH Sarabun New"/>
+          <w:sz w:val="36"/>
+          <w:szCs w:val="36"/>
+        </w:rPr>
+        <w:t>”</w:t>
       </w:r>
       <w:r>
         <w:rPr>
@@ -1581,6 +1904,7 @@
         </w:rPr>
         <w:t>column “</w:t>
       </w:r>
+      <w:proofErr w:type="spellStart"/>
       <w:r>
         <w:rPr>
           <w:rFonts w:ascii="TH Sarabun New" w:hAnsi="TH Sarabun New" w:cs="TH Sarabun New"/>
@@ -1597,6 +1921,7 @@
         </w:rPr>
         <w:t>flag</w:t>
       </w:r>
+      <w:proofErr w:type="spellEnd"/>
       <w:r>
         <w:rPr>
           <w:rFonts w:ascii="TH Sarabun New" w:hAnsi="TH Sarabun New" w:cs="TH Sarabun New"/>
@@ -1644,6 +1969,7 @@
         </w:rPr>
         <w:t xml:space="preserve">เนื่องจาก เป็นหน้าจอข้อมูลลูกค้า ดังนั้น มี </w:t>
       </w:r>
+      <w:proofErr w:type="spellStart"/>
       <w:r>
         <w:rPr>
           <w:rFonts w:ascii="TH Sarabun New" w:hAnsi="TH Sarabun New" w:cs="TH Sarabun New"/>
@@ -1652,7 +1978,18 @@
           <w:sz w:val="36"/>
           <w:szCs w:val="36"/>
         </w:rPr>
-        <w:t xml:space="preserve">person_flag </w:t>
+        <w:t>person_flag</w:t>
+      </w:r>
+      <w:proofErr w:type="spellEnd"/>
+      <w:r>
+        <w:rPr>
+          <w:rFonts w:ascii="TH Sarabun New" w:hAnsi="TH Sarabun New" w:cs="TH Sarabun New"/>
+          <w:b/>
+          <w:bCs/>
+          <w:sz w:val="36"/>
+          <w:szCs w:val="36"/>
+        </w:rPr>
+        <w:t xml:space="preserve"> </w:t>
       </w:r>
       <w:r>
         <w:rPr>
@@ -1938,7 +2275,25 @@
           <w:sz w:val="36"/>
           <w:szCs w:val="36"/>
         </w:rPr>
-        <w:t xml:space="preserve"> column “deleted_flag” </w:t>
+        <w:t xml:space="preserve"> column “</w:t>
+      </w:r>
+      <w:proofErr w:type="spellStart"/>
+      <w:r>
+        <w:rPr>
+          <w:rFonts w:ascii="TH Sarabun New" w:hAnsi="TH Sarabun New" w:cs="TH Sarabun New"/>
+          <w:sz w:val="36"/>
+          <w:szCs w:val="36"/>
+        </w:rPr>
+        <w:t>deleted_flag</w:t>
+      </w:r>
+      <w:proofErr w:type="spellEnd"/>
+      <w:r>
+        <w:rPr>
+          <w:rFonts w:ascii="TH Sarabun New" w:hAnsi="TH Sarabun New" w:cs="TH Sarabun New"/>
+          <w:sz w:val="36"/>
+          <w:szCs w:val="36"/>
+        </w:rPr>
+        <w:t xml:space="preserve">” </w:t>
       </w:r>
       <w:r>
         <w:rPr>
@@ -2290,13 +2645,23 @@
         </w:rPr>
         <w:t xml:space="preserve">ในส่วนของ </w:t>
       </w:r>
-      <w:r>
-        <w:rPr>
-          <w:rFonts w:ascii="TH Sarabun New" w:hAnsi="TH Sarabun New" w:cs="TH Sarabun New"/>
-          <w:sz w:val="36"/>
-          <w:szCs w:val="36"/>
-        </w:rPr>
-        <w:t xml:space="preserve">customer_id </w:t>
+      <w:proofErr w:type="spellStart"/>
+      <w:r>
+        <w:rPr>
+          <w:rFonts w:ascii="TH Sarabun New" w:hAnsi="TH Sarabun New" w:cs="TH Sarabun New"/>
+          <w:sz w:val="36"/>
+          <w:szCs w:val="36"/>
+        </w:rPr>
+        <w:t>customer_id</w:t>
+      </w:r>
+      <w:proofErr w:type="spellEnd"/>
+      <w:r>
+        <w:rPr>
+          <w:rFonts w:ascii="TH Sarabun New" w:hAnsi="TH Sarabun New" w:cs="TH Sarabun New"/>
+          <w:sz w:val="36"/>
+          <w:szCs w:val="36"/>
+        </w:rPr>
+        <w:t xml:space="preserve"> </w:t>
       </w:r>
       <w:r>
         <w:rPr>
@@ -2666,13 +3031,23 @@
         </w:rPr>
         <w:t xml:space="preserve">แต่ตอนเพิ่มข้อมูล หรือ อัพเดทข้อมูล ให้นำค่า </w:t>
       </w:r>
-      <w:r>
-        <w:rPr>
-          <w:rFonts w:ascii="TH Sarabun New" w:hAnsi="TH Sarabun New" w:cs="TH Sarabun New"/>
-          <w:sz w:val="36"/>
-          <w:szCs w:val="36"/>
-        </w:rPr>
-        <w:t xml:space="preserve">person_flag = 1 </w:t>
+      <w:proofErr w:type="spellStart"/>
+      <w:r>
+        <w:rPr>
+          <w:rFonts w:ascii="TH Sarabun New" w:hAnsi="TH Sarabun New" w:cs="TH Sarabun New"/>
+          <w:sz w:val="36"/>
+          <w:szCs w:val="36"/>
+        </w:rPr>
+        <w:t>person_flag</w:t>
+      </w:r>
+      <w:proofErr w:type="spellEnd"/>
+      <w:r>
+        <w:rPr>
+          <w:rFonts w:ascii="TH Sarabun New" w:hAnsi="TH Sarabun New" w:cs="TH Sarabun New"/>
+          <w:sz w:val="36"/>
+          <w:szCs w:val="36"/>
+        </w:rPr>
+        <w:t xml:space="preserve"> = 1 </w:t>
       </w:r>
       <w:r>
         <w:rPr>
@@ -2695,12 +3070,581 @@
     <w:p>
       <w:pPr>
         <w:pStyle w:val="ListParagraph"/>
-        <w:rPr>
-          <w:rFonts w:ascii="TH Sarabun New" w:hAnsi="TH Sarabun New" w:cs="TH Sarabun New"/>
-          <w:sz w:val="36"/>
-          <w:szCs w:val="36"/>
-        </w:rPr>
-      </w:pPr>
+        <w:numPr>
+          <w:ilvl w:val="0"/>
+          <w:numId w:val="18"/>
+        </w:numPr>
+        <w:rPr>
+          <w:rFonts w:ascii="TH Sarabun New" w:hAnsi="TH Sarabun New" w:cs="TH Sarabun New"/>
+          <w:sz w:val="36"/>
+          <w:szCs w:val="36"/>
+        </w:rPr>
+      </w:pPr>
+      <w:r>
+        <w:rPr>
+          <w:rFonts w:ascii="TH Sarabun New" w:hAnsi="TH Sarabun New" w:cs="TH Sarabun New" w:hint="cs"/>
+          <w:sz w:val="36"/>
+          <w:szCs w:val="36"/>
+          <w:cs/>
+        </w:rPr>
+        <w:t xml:space="preserve">สร้างเงื่อนไขในการ </w:t>
+      </w:r>
+      <w:r>
+        <w:rPr>
+          <w:rFonts w:ascii="TH Sarabun New" w:hAnsi="TH Sarabun New" w:cs="TH Sarabun New"/>
+          <w:sz w:val="36"/>
+          <w:szCs w:val="36"/>
+        </w:rPr>
+        <w:t xml:space="preserve">login </w:t>
+      </w:r>
+      <w:r>
+        <w:rPr>
+          <w:rFonts w:ascii="TH Sarabun New" w:hAnsi="TH Sarabun New" w:cs="TH Sarabun New" w:hint="cs"/>
+          <w:sz w:val="36"/>
+          <w:szCs w:val="36"/>
+          <w:cs/>
+        </w:rPr>
+        <w:t>เข้าใช้งานระบบจาก</w:t>
+      </w:r>
+      <w:r>
+        <w:rPr>
+          <w:rFonts w:ascii="TH Sarabun New" w:hAnsi="TH Sarabun New" w:cs="TH Sarabun New"/>
+          <w:sz w:val="36"/>
+          <w:szCs w:val="36"/>
+          <w:cs/>
+        </w:rPr>
+        <w:t>หน้าจอข้อมูลลูกค้า</w:t>
+      </w:r>
+    </w:p>
+    <w:p>
+      <w:pPr>
+        <w:pStyle w:val="ListParagraph"/>
+        <w:numPr>
+          <w:ilvl w:val="1"/>
+          <w:numId w:val="18"/>
+        </w:numPr>
+        <w:rPr>
+          <w:rFonts w:ascii="TH Sarabun New" w:hAnsi="TH Sarabun New" w:cs="TH Sarabun New"/>
+          <w:sz w:val="36"/>
+          <w:szCs w:val="36"/>
+        </w:rPr>
+      </w:pPr>
+      <w:r>
+        <w:rPr>
+          <w:rFonts w:ascii="TH Sarabun New" w:hAnsi="TH Sarabun New" w:cs="TH Sarabun New"/>
+          <w:sz w:val="36"/>
+          <w:szCs w:val="36"/>
+          <w:cs/>
+        </w:rPr>
+        <w:t xml:space="preserve">ช่วยเพิ่ม ชื่อ </w:t>
+      </w:r>
+      <w:r>
+        <w:rPr>
+          <w:rFonts w:ascii="TH Sarabun New" w:hAnsi="TH Sarabun New" w:cs="TH Sarabun New"/>
+          <w:sz w:val="36"/>
+          <w:szCs w:val="36"/>
+        </w:rPr>
+        <w:t>column “</w:t>
+      </w:r>
+      <w:proofErr w:type="spellStart"/>
+      <w:r>
+        <w:rPr>
+          <w:rFonts w:ascii="TH Sarabun New" w:hAnsi="TH Sarabun New" w:cs="TH Sarabun New"/>
+          <w:sz w:val="36"/>
+          <w:szCs w:val="36"/>
+        </w:rPr>
+        <w:t>pwd</w:t>
+      </w:r>
+      <w:proofErr w:type="spellEnd"/>
+      <w:r>
+        <w:rPr>
+          <w:rFonts w:ascii="TH Sarabun New" w:hAnsi="TH Sarabun New" w:cs="TH Sarabun New"/>
+          <w:sz w:val="36"/>
+          <w:szCs w:val="36"/>
+        </w:rPr>
+        <w:t>” (</w:t>
+      </w:r>
+      <w:r>
+        <w:rPr>
+          <w:rFonts w:ascii="TH Sarabun New" w:hAnsi="TH Sarabun New" w:cs="TH Sarabun New"/>
+          <w:sz w:val="36"/>
+          <w:szCs w:val="36"/>
+          <w:cs/>
+        </w:rPr>
+        <w:t xml:space="preserve">สำหรับเก็บ </w:t>
+      </w:r>
+      <w:r>
+        <w:rPr>
+          <w:rFonts w:ascii="TH Sarabun New" w:hAnsi="TH Sarabun New" w:cs="TH Sarabun New"/>
+          <w:sz w:val="36"/>
+          <w:szCs w:val="36"/>
+        </w:rPr>
+        <w:t xml:space="preserve">password login) </w:t>
+      </w:r>
+      <w:r>
+        <w:rPr>
+          <w:rFonts w:ascii="TH Sarabun New" w:hAnsi="TH Sarabun New" w:cs="TH Sarabun New"/>
+          <w:sz w:val="36"/>
+          <w:szCs w:val="36"/>
+          <w:cs/>
+        </w:rPr>
+        <w:t xml:space="preserve">และสร้าง </w:t>
+      </w:r>
+      <w:r>
+        <w:rPr>
+          <w:rFonts w:ascii="TH Sarabun New" w:hAnsi="TH Sarabun New" w:cs="TH Sarabun New"/>
+          <w:sz w:val="36"/>
+          <w:szCs w:val="36"/>
+        </w:rPr>
+        <w:t xml:space="preserve">field </w:t>
+      </w:r>
+      <w:r>
+        <w:rPr>
+          <w:rFonts w:ascii="TH Sarabun New" w:hAnsi="TH Sarabun New" w:cs="TH Sarabun New"/>
+          <w:sz w:val="36"/>
+          <w:szCs w:val="36"/>
+          <w:cs/>
+        </w:rPr>
+        <w:t xml:space="preserve">ในการทำ </w:t>
+      </w:r>
+      <w:r>
+        <w:rPr>
+          <w:rFonts w:ascii="TH Sarabun New" w:hAnsi="TH Sarabun New" w:cs="TH Sarabun New"/>
+          <w:sz w:val="36"/>
+          <w:szCs w:val="36"/>
+        </w:rPr>
+        <w:t xml:space="preserve">CRUD </w:t>
+      </w:r>
+      <w:r>
+        <w:rPr>
+          <w:rFonts w:ascii="TH Sarabun New" w:hAnsi="TH Sarabun New" w:cs="TH Sarabun New"/>
+          <w:sz w:val="36"/>
+          <w:szCs w:val="36"/>
+          <w:cs/>
+        </w:rPr>
+        <w:t xml:space="preserve">ให้สอดคล้องกับ </w:t>
+      </w:r>
+      <w:r>
+        <w:rPr>
+          <w:rFonts w:ascii="TH Sarabun New" w:hAnsi="TH Sarabun New" w:cs="TH Sarabun New"/>
+          <w:sz w:val="36"/>
+          <w:szCs w:val="36"/>
+        </w:rPr>
+        <w:t xml:space="preserve">column </w:t>
+      </w:r>
+      <w:r>
+        <w:rPr>
+          <w:rFonts w:ascii="TH Sarabun New" w:hAnsi="TH Sarabun New" w:cs="TH Sarabun New"/>
+          <w:sz w:val="36"/>
+          <w:szCs w:val="36"/>
+          <w:cs/>
+        </w:rPr>
+        <w:t>ที่เพิ่มใหม่</w:t>
+      </w:r>
+    </w:p>
+    <w:p>
+      <w:pPr>
+        <w:pStyle w:val="ListParagraph"/>
+        <w:numPr>
+          <w:ilvl w:val="1"/>
+          <w:numId w:val="18"/>
+        </w:numPr>
+        <w:rPr>
+          <w:rFonts w:ascii="TH Sarabun New" w:hAnsi="TH Sarabun New" w:cs="TH Sarabun New"/>
+          <w:sz w:val="36"/>
+          <w:szCs w:val="36"/>
+        </w:rPr>
+      </w:pPr>
+      <w:r>
+        <w:rPr>
+          <w:rFonts w:ascii="TH Sarabun New" w:hAnsi="TH Sarabun New" w:cs="TH Sarabun New"/>
+          <w:sz w:val="36"/>
+          <w:szCs w:val="36"/>
+          <w:cs/>
+        </w:rPr>
+        <w:t xml:space="preserve">ช่วยปรับแก้ไข </w:t>
+      </w:r>
+      <w:r>
+        <w:rPr>
+          <w:rFonts w:ascii="TH Sarabun New" w:hAnsi="TH Sarabun New" w:cs="TH Sarabun New"/>
+          <w:sz w:val="36"/>
+          <w:szCs w:val="36"/>
+        </w:rPr>
+        <w:t xml:space="preserve">logic </w:t>
+      </w:r>
+      <w:r>
+        <w:rPr>
+          <w:rFonts w:ascii="TH Sarabun New" w:hAnsi="TH Sarabun New" w:cs="TH Sarabun New"/>
+          <w:sz w:val="36"/>
+          <w:szCs w:val="36"/>
+          <w:cs/>
+        </w:rPr>
+        <w:t xml:space="preserve">ในการ </w:t>
+      </w:r>
+      <w:r>
+        <w:rPr>
+          <w:rFonts w:ascii="TH Sarabun New" w:hAnsi="TH Sarabun New" w:cs="TH Sarabun New"/>
+          <w:sz w:val="36"/>
+          <w:szCs w:val="36"/>
+        </w:rPr>
+        <w:t xml:space="preserve">log in </w:t>
+      </w:r>
+      <w:r>
+        <w:rPr>
+          <w:rFonts w:ascii="TH Sarabun New" w:hAnsi="TH Sarabun New" w:cs="TH Sarabun New"/>
+          <w:sz w:val="36"/>
+          <w:szCs w:val="36"/>
+          <w:cs/>
+        </w:rPr>
+        <w:t xml:space="preserve">เข้าใช้งานด้วย โดยข้อมูลลูกค้า สามารถนำเอา </w:t>
+      </w:r>
+      <w:proofErr w:type="spellStart"/>
+      <w:r>
+        <w:rPr>
+          <w:rFonts w:ascii="TH Sarabun New" w:hAnsi="TH Sarabun New" w:cs="TH Sarabun New"/>
+          <w:sz w:val="36"/>
+          <w:szCs w:val="36"/>
+        </w:rPr>
+        <w:t>customer_id</w:t>
+      </w:r>
+      <w:proofErr w:type="spellEnd"/>
+      <w:r>
+        <w:rPr>
+          <w:rFonts w:ascii="TH Sarabun New" w:hAnsi="TH Sarabun New" w:cs="TH Sarabun New"/>
+          <w:sz w:val="36"/>
+          <w:szCs w:val="36"/>
+        </w:rPr>
+        <w:t xml:space="preserve"> </w:t>
+      </w:r>
+      <w:r>
+        <w:rPr>
+          <w:rFonts w:ascii="TH Sarabun New" w:hAnsi="TH Sarabun New" w:cs="TH Sarabun New"/>
+          <w:sz w:val="36"/>
+          <w:szCs w:val="36"/>
+          <w:cs/>
+        </w:rPr>
+        <w:t xml:space="preserve">และ </w:t>
+      </w:r>
+      <w:proofErr w:type="spellStart"/>
+      <w:r>
+        <w:rPr>
+          <w:rFonts w:ascii="TH Sarabun New" w:hAnsi="TH Sarabun New" w:cs="TH Sarabun New"/>
+          <w:sz w:val="36"/>
+          <w:szCs w:val="36"/>
+        </w:rPr>
+        <w:t>pwd</w:t>
+      </w:r>
+      <w:proofErr w:type="spellEnd"/>
+      <w:r>
+        <w:rPr>
+          <w:rFonts w:ascii="TH Sarabun New" w:hAnsi="TH Sarabun New" w:cs="TH Sarabun New"/>
+          <w:sz w:val="36"/>
+          <w:szCs w:val="36"/>
+        </w:rPr>
+        <w:t xml:space="preserve"> </w:t>
+      </w:r>
+      <w:r>
+        <w:rPr>
+          <w:rFonts w:ascii="TH Sarabun New" w:hAnsi="TH Sarabun New" w:cs="TH Sarabun New"/>
+          <w:sz w:val="36"/>
+          <w:szCs w:val="36"/>
+          <w:cs/>
+        </w:rPr>
+        <w:t xml:space="preserve">ใช้เป็น </w:t>
+      </w:r>
+      <w:r>
+        <w:rPr>
+          <w:rFonts w:ascii="TH Sarabun New" w:hAnsi="TH Sarabun New" w:cs="TH Sarabun New"/>
+          <w:sz w:val="36"/>
+          <w:szCs w:val="36"/>
+        </w:rPr>
+        <w:t xml:space="preserve">username </w:t>
+      </w:r>
+      <w:r>
+        <w:rPr>
+          <w:rFonts w:ascii="TH Sarabun New" w:hAnsi="TH Sarabun New" w:cs="TH Sarabun New"/>
+          <w:sz w:val="36"/>
+          <w:szCs w:val="36"/>
+          <w:cs/>
+        </w:rPr>
+        <w:t xml:space="preserve">และ </w:t>
+      </w:r>
+      <w:r>
+        <w:rPr>
+          <w:rFonts w:ascii="TH Sarabun New" w:hAnsi="TH Sarabun New" w:cs="TH Sarabun New"/>
+          <w:sz w:val="36"/>
+          <w:szCs w:val="36"/>
+        </w:rPr>
+        <w:t xml:space="preserve">password </w:t>
+      </w:r>
+      <w:r>
+        <w:rPr>
+          <w:rFonts w:ascii="TH Sarabun New" w:hAnsi="TH Sarabun New" w:cs="TH Sarabun New"/>
+          <w:sz w:val="36"/>
+          <w:szCs w:val="36"/>
+          <w:cs/>
+        </w:rPr>
+        <w:t>ได้ โดย</w:t>
+      </w:r>
+      <w:r>
+        <w:rPr>
+          <w:rFonts w:ascii="TH Sarabun New" w:hAnsi="TH Sarabun New" w:cs="TH Sarabun New"/>
+          <w:sz w:val="36"/>
+          <w:szCs w:val="36"/>
+        </w:rPr>
+        <w:t xml:space="preserve"> </w:t>
+      </w:r>
+    </w:p>
+    <w:p>
+      <w:pPr>
+        <w:pStyle w:val="ListParagraph"/>
+        <w:numPr>
+          <w:ilvl w:val="2"/>
+          <w:numId w:val="18"/>
+        </w:numPr>
+        <w:rPr>
+          <w:rFonts w:ascii="TH Sarabun New" w:hAnsi="TH Sarabun New" w:cs="TH Sarabun New"/>
+          <w:sz w:val="36"/>
+          <w:szCs w:val="36"/>
+        </w:rPr>
+      </w:pPr>
+      <w:r>
+        <w:rPr>
+          <w:rFonts w:ascii="TH Sarabun New" w:hAnsi="TH Sarabun New" w:cs="TH Sarabun New"/>
+          <w:sz w:val="36"/>
+          <w:szCs w:val="36"/>
+          <w:cs/>
+        </w:rPr>
+        <w:t xml:space="preserve">ถ้าลูกค้า </w:t>
+      </w:r>
+      <w:r>
+        <w:rPr>
+          <w:rFonts w:ascii="TH Sarabun New" w:hAnsi="TH Sarabun New" w:cs="TH Sarabun New"/>
+          <w:sz w:val="36"/>
+          <w:szCs w:val="36"/>
+        </w:rPr>
+        <w:t xml:space="preserve">login </w:t>
+      </w:r>
+      <w:r>
+        <w:rPr>
+          <w:rFonts w:ascii="TH Sarabun New" w:hAnsi="TH Sarabun New" w:cs="TH Sarabun New"/>
+          <w:sz w:val="36"/>
+          <w:szCs w:val="36"/>
+          <w:cs/>
+        </w:rPr>
+        <w:t>จะมี</w:t>
+      </w:r>
+      <w:r>
+        <w:rPr>
+          <w:rFonts w:ascii="TH Sarabun New" w:hAnsi="TH Sarabun New" w:cs="TH Sarabun New"/>
+          <w:sz w:val="36"/>
+          <w:szCs w:val="36"/>
+        </w:rPr>
+        <w:t xml:space="preserve">username </w:t>
+      </w:r>
+      <w:r>
+        <w:rPr>
+          <w:rFonts w:ascii="TH Sarabun New" w:hAnsi="TH Sarabun New" w:cs="TH Sarabun New"/>
+          <w:sz w:val="36"/>
+          <w:szCs w:val="36"/>
+          <w:cs/>
+        </w:rPr>
+        <w:t>จะขึ้นต้นด้วย "</w:t>
+      </w:r>
+      <w:r>
+        <w:rPr>
+          <w:rFonts w:ascii="TH Sarabun New" w:hAnsi="TH Sarabun New" w:cs="TH Sarabun New"/>
+          <w:sz w:val="36"/>
+          <w:szCs w:val="36"/>
+        </w:rPr>
+        <w:t xml:space="preserve">JM" </w:t>
+      </w:r>
+      <w:r>
+        <w:rPr>
+          <w:rFonts w:ascii="TH Sarabun New" w:hAnsi="TH Sarabun New" w:cs="TH Sarabun New"/>
+          <w:sz w:val="36"/>
+          <w:szCs w:val="36"/>
+          <w:cs/>
+        </w:rPr>
+        <w:t xml:space="preserve">และตามด้วยรหัส </w:t>
+      </w:r>
+      <w:r>
+        <w:rPr>
+          <w:rFonts w:ascii="TH Sarabun New" w:hAnsi="TH Sarabun New" w:cs="TH Sarabun New"/>
+          <w:sz w:val="36"/>
+          <w:szCs w:val="36"/>
+        </w:rPr>
+        <w:t xml:space="preserve">4 </w:t>
+      </w:r>
+      <w:r>
+        <w:rPr>
+          <w:rFonts w:ascii="TH Sarabun New" w:hAnsi="TH Sarabun New" w:cs="TH Sarabun New"/>
+          <w:sz w:val="36"/>
+          <w:szCs w:val="36"/>
+          <w:cs/>
+        </w:rPr>
+        <w:t xml:space="preserve">หลัก เช่น </w:t>
+      </w:r>
+      <w:r>
+        <w:rPr>
+          <w:rFonts w:ascii="TH Sarabun New" w:hAnsi="TH Sarabun New" w:cs="TH Sarabun New"/>
+          <w:sz w:val="36"/>
+          <w:szCs w:val="36"/>
+        </w:rPr>
+        <w:t>JM0001</w:t>
+      </w:r>
+    </w:p>
+    <w:p>
+      <w:pPr>
+        <w:pStyle w:val="ListParagraph"/>
+        <w:numPr>
+          <w:ilvl w:val="2"/>
+          <w:numId w:val="18"/>
+        </w:numPr>
+        <w:rPr>
+          <w:rFonts w:ascii="TH Sarabun New" w:hAnsi="TH Sarabun New" w:cs="TH Sarabun New"/>
+          <w:sz w:val="36"/>
+          <w:szCs w:val="36"/>
+        </w:rPr>
+      </w:pPr>
+      <w:r>
+        <w:rPr>
+          <w:rFonts w:ascii="TH Sarabun New" w:hAnsi="TH Sarabun New" w:cs="TH Sarabun New"/>
+          <w:sz w:val="36"/>
+          <w:szCs w:val="36"/>
+        </w:rPr>
+        <w:t xml:space="preserve">password </w:t>
+      </w:r>
+      <w:r>
+        <w:rPr>
+          <w:rFonts w:ascii="TH Sarabun New" w:hAnsi="TH Sarabun New" w:cs="TH Sarabun New"/>
+          <w:sz w:val="36"/>
+          <w:szCs w:val="36"/>
+          <w:cs/>
+        </w:rPr>
+        <w:t xml:space="preserve">โดยครั้งแรก จะใช้เป็น เบอร์โทร </w:t>
+      </w:r>
+      <w:proofErr w:type="spellStart"/>
+      <w:r>
+        <w:rPr>
+          <w:rFonts w:ascii="TH Sarabun New" w:hAnsi="TH Sarabun New" w:cs="TH Sarabun New"/>
+          <w:sz w:val="36"/>
+          <w:szCs w:val="36"/>
+        </w:rPr>
+        <w:t>phone_number</w:t>
+      </w:r>
+      <w:proofErr w:type="spellEnd"/>
+      <w:r>
+        <w:rPr>
+          <w:rFonts w:ascii="TH Sarabun New" w:hAnsi="TH Sarabun New" w:cs="TH Sarabun New"/>
+          <w:sz w:val="36"/>
+          <w:szCs w:val="36"/>
+        </w:rPr>
+        <w:t xml:space="preserve"> </w:t>
+      </w:r>
+      <w:r>
+        <w:rPr>
+          <w:rFonts w:ascii="TH Sarabun New" w:hAnsi="TH Sarabun New" w:cs="TH Sarabun New"/>
+          <w:sz w:val="36"/>
+          <w:szCs w:val="36"/>
+          <w:cs/>
+        </w:rPr>
+        <w:t>ของลูกค้า</w:t>
+      </w:r>
+    </w:p>
+    <w:p>
+      <w:pPr>
+        <w:pStyle w:val="ListParagraph"/>
+        <w:numPr>
+          <w:ilvl w:val="1"/>
+          <w:numId w:val="18"/>
+        </w:numPr>
+        <w:rPr>
+          <w:rFonts w:ascii="TH Sarabun New" w:hAnsi="TH Sarabun New" w:cs="TH Sarabun New"/>
+          <w:sz w:val="36"/>
+          <w:szCs w:val="36"/>
+        </w:rPr>
+      </w:pPr>
+      <w:r>
+        <w:rPr>
+          <w:rFonts w:ascii="TH Sarabun New" w:hAnsi="TH Sarabun New" w:cs="TH Sarabun New" w:hint="cs"/>
+          <w:sz w:val="36"/>
+          <w:szCs w:val="36"/>
+          <w:cs/>
+        </w:rPr>
+        <w:lastRenderedPageBreak/>
+        <w:t xml:space="preserve">ช่วยปรับแก้ในส่วนของ </w:t>
+      </w:r>
+      <w:r>
+        <w:rPr>
+          <w:rFonts w:ascii="TH Sarabun New" w:hAnsi="TH Sarabun New" w:cs="TH Sarabun New"/>
+          <w:sz w:val="36"/>
+          <w:szCs w:val="36"/>
+        </w:rPr>
+        <w:t xml:space="preserve">field </w:t>
+      </w:r>
+      <w:r>
+        <w:rPr>
+          <w:rFonts w:ascii="TH Sarabun New" w:hAnsi="TH Sarabun New" w:cs="TH Sarabun New" w:hint="cs"/>
+          <w:sz w:val="36"/>
+          <w:szCs w:val="36"/>
+          <w:cs/>
+        </w:rPr>
+        <w:t xml:space="preserve">เบอร์โทรศัพท์ ในหน้าจอ </w:t>
+      </w:r>
+      <w:r>
+        <w:rPr>
+          <w:rFonts w:ascii="TH Sarabun New" w:hAnsi="TH Sarabun New" w:cs="TH Sarabun New"/>
+          <w:sz w:val="36"/>
+          <w:szCs w:val="36"/>
+        </w:rPr>
+        <w:t>“</w:t>
+      </w:r>
+      <w:r>
+        <w:rPr>
+          <w:rFonts w:ascii="TH Sarabun New" w:hAnsi="TH Sarabun New" w:cs="TH Sarabun New" w:hint="cs"/>
+          <w:sz w:val="36"/>
+          <w:szCs w:val="36"/>
+          <w:cs/>
+        </w:rPr>
+        <w:t>ข้อมูลลูกค้า</w:t>
+      </w:r>
+      <w:r>
+        <w:rPr>
+          <w:rFonts w:ascii="TH Sarabun New" w:hAnsi="TH Sarabun New" w:cs="TH Sarabun New"/>
+          <w:sz w:val="36"/>
+          <w:szCs w:val="36"/>
+        </w:rPr>
+        <w:t>”</w:t>
+      </w:r>
+      <w:r>
+        <w:rPr>
+          <w:rFonts w:ascii="TH Sarabun New" w:hAnsi="TH Sarabun New" w:cs="TH Sarabun New" w:hint="cs"/>
+          <w:sz w:val="36"/>
+          <w:szCs w:val="36"/>
+          <w:cs/>
+        </w:rPr>
+        <w:t xml:space="preserve"> </w:t>
+      </w:r>
+      <w:r>
+        <w:rPr>
+          <w:rFonts w:ascii="TH Sarabun New" w:hAnsi="TH Sarabun New" w:cs="TH Sarabun New" w:hint="cs"/>
+          <w:b/>
+          <w:bCs/>
+          <w:sz w:val="36"/>
+          <w:szCs w:val="36"/>
+          <w:cs/>
+        </w:rPr>
+        <w:t>ให้กรอกได้เฉพาะตัวเลข เช่น 0861111111 และต้องมีความยาว 10 ตัวอักษร เท่านั้น</w:t>
+      </w:r>
+      <w:r>
+        <w:rPr>
+          <w:rFonts w:ascii="TH Sarabun New" w:hAnsi="TH Sarabun New" w:cs="TH Sarabun New"/>
+          <w:sz w:val="36"/>
+          <w:szCs w:val="36"/>
+        </w:rPr>
+        <w:br/>
+      </w:r>
     </w:p>
     <w:p>
       <w:pPr>
@@ -3236,90 +4180,90 @@
   </w:abstractNum>
   <w:abstractNum w:abstractNumId="4" w15:restartNumberingAfterBreak="0">
     <w:nsid w:val="199777DC"/>
-    <w:multiLevelType w:val="hybridMultilevel"/>
-    <w:tmpl w:val="1606443A"/>
-    <w:lvl w:ilvl="0" w:tplc="0409000F">
+    <w:multiLevelType w:val="multilevel"/>
+    <w:tmpl w:val="0409001F"/>
+    <w:lvl w:ilvl="0">
       <w:start w:val="1"/>
       <w:numFmt w:val="decimal"/>
       <w:lvlText w:val="%1."/>
       <w:lvlJc w:val="left"/>
       <w:pPr>
-        <w:ind w:left="720" w:hanging="360"/>
+        <w:ind w:left="360" w:hanging="360"/>
       </w:pPr>
       <w:rPr>
         <w:rFonts w:hint="default"/>
       </w:rPr>
     </w:lvl>
-    <w:lvl w:ilvl="1" w:tplc="04090019" w:tentative="1">
-      <w:start w:val="1"/>
-      <w:numFmt w:val="lowerLetter"/>
-      <w:lvlText w:val="%2."/>
-      <w:lvlJc w:val="left"/>
-      <w:pPr>
-        <w:ind w:left="1440" w:hanging="360"/>
-      </w:pPr>
-    </w:lvl>
-    <w:lvl w:ilvl="2" w:tplc="0409001B" w:tentative="1">
-      <w:start w:val="1"/>
-      <w:numFmt w:val="lowerRoman"/>
-      <w:lvlText w:val="%3."/>
-      <w:lvlJc w:val="right"/>
-      <w:pPr>
-        <w:ind w:left="2160" w:hanging="180"/>
-      </w:pPr>
-    </w:lvl>
-    <w:lvl w:ilvl="3" w:tplc="0409000F" w:tentative="1">
-      <w:start w:val="1"/>
-      <w:numFmt w:val="decimal"/>
-      <w:lvlText w:val="%4."/>
-      <w:lvlJc w:val="left"/>
-      <w:pPr>
-        <w:ind w:left="2880" w:hanging="360"/>
-      </w:pPr>
-    </w:lvl>
-    <w:lvl w:ilvl="4" w:tplc="04090019" w:tentative="1">
-      <w:start w:val="1"/>
-      <w:numFmt w:val="lowerLetter"/>
-      <w:lvlText w:val="%5."/>
-      <w:lvlJc w:val="left"/>
-      <w:pPr>
-        <w:ind w:left="3600" w:hanging="360"/>
-      </w:pPr>
-    </w:lvl>
-    <w:lvl w:ilvl="5" w:tplc="0409001B" w:tentative="1">
-      <w:start w:val="1"/>
-      <w:numFmt w:val="lowerRoman"/>
-      <w:lvlText w:val="%6."/>
-      <w:lvlJc w:val="right"/>
-      <w:pPr>
-        <w:ind w:left="4320" w:hanging="180"/>
-      </w:pPr>
-    </w:lvl>
-    <w:lvl w:ilvl="6" w:tplc="0409000F" w:tentative="1">
-      <w:start w:val="1"/>
-      <w:numFmt w:val="decimal"/>
-      <w:lvlText w:val="%7."/>
-      <w:lvlJc w:val="left"/>
-      <w:pPr>
-        <w:ind w:left="5040" w:hanging="360"/>
-      </w:pPr>
-    </w:lvl>
-    <w:lvl w:ilvl="7" w:tplc="04090019" w:tentative="1">
-      <w:start w:val="1"/>
-      <w:numFmt w:val="lowerLetter"/>
-      <w:lvlText w:val="%8."/>
-      <w:lvlJc w:val="left"/>
-      <w:pPr>
-        <w:ind w:left="5760" w:hanging="360"/>
-      </w:pPr>
-    </w:lvl>
-    <w:lvl w:ilvl="8" w:tplc="0409001B" w:tentative="1">
-      <w:start w:val="1"/>
-      <w:numFmt w:val="lowerRoman"/>
-      <w:lvlText w:val="%9."/>
-      <w:lvlJc w:val="right"/>
-      <w:pPr>
-        <w:ind w:left="6480" w:hanging="180"/>
+    <w:lvl w:ilvl="1">
+      <w:start w:val="1"/>
+      <w:numFmt w:val="decimal"/>
+      <w:lvlText w:val="%1.%2."/>
+      <w:lvlJc w:val="left"/>
+      <w:pPr>
+        <w:ind w:left="792" w:hanging="432"/>
+      </w:pPr>
+    </w:lvl>
+    <w:lvl w:ilvl="2">
+      <w:start w:val="1"/>
+      <w:numFmt w:val="decimal"/>
+      <w:lvlText w:val="%1.%2.%3."/>
+      <w:lvlJc w:val="left"/>
+      <w:pPr>
+        <w:ind w:left="1224" w:hanging="504"/>
+      </w:pPr>
+    </w:lvl>
+    <w:lvl w:ilvl="3">
+      <w:start w:val="1"/>
+      <w:numFmt w:val="decimal"/>
+      <w:lvlText w:val="%1.%2.%3.%4."/>
+      <w:lvlJc w:val="left"/>
+      <w:pPr>
+        <w:ind w:left="1728" w:hanging="648"/>
+      </w:pPr>
+    </w:lvl>
+    <w:lvl w:ilvl="4">
+      <w:start w:val="1"/>
+      <w:numFmt w:val="decimal"/>
+      <w:lvlText w:val="%1.%2.%3.%4.%5."/>
+      <w:lvlJc w:val="left"/>
+      <w:pPr>
+        <w:ind w:left="2232" w:hanging="792"/>
+      </w:pPr>
+    </w:lvl>
+    <w:lvl w:ilvl="5">
+      <w:start w:val="1"/>
+      <w:numFmt w:val="decimal"/>
+      <w:lvlText w:val="%1.%2.%3.%4.%5.%6."/>
+      <w:lvlJc w:val="left"/>
+      <w:pPr>
+        <w:ind w:left="2736" w:hanging="936"/>
+      </w:pPr>
+    </w:lvl>
+    <w:lvl w:ilvl="6">
+      <w:start w:val="1"/>
+      <w:numFmt w:val="decimal"/>
+      <w:lvlText w:val="%1.%2.%3.%4.%5.%6.%7."/>
+      <w:lvlJc w:val="left"/>
+      <w:pPr>
+        <w:ind w:left="3240" w:hanging="1080"/>
+      </w:pPr>
+    </w:lvl>
+    <w:lvl w:ilvl="7">
+      <w:start w:val="1"/>
+      <w:numFmt w:val="decimal"/>
+      <w:lvlText w:val="%1.%2.%3.%4.%5.%6.%7.%8."/>
+      <w:lvlJc w:val="left"/>
+      <w:pPr>
+        <w:ind w:left="3744" w:hanging="1224"/>
+      </w:pPr>
+    </w:lvl>
+    <w:lvl w:ilvl="8">
+      <w:start w:val="1"/>
+      <w:numFmt w:val="decimal"/>
+      <w:lvlText w:val="%1.%2.%3.%4.%5.%6.%7.%8.%9."/>
+      <w:lvlJc w:val="left"/>
+      <w:pPr>
+        <w:ind w:left="4320" w:hanging="1440"/>
       </w:pPr>
     </w:lvl>
   </w:abstractNum>
@@ -3527,6 +4471,92 @@
     </w:lvl>
   </w:abstractNum>
   <w:abstractNum w:abstractNumId="7" w15:restartNumberingAfterBreak="0">
+    <w:nsid w:val="282722EA"/>
+    <w:multiLevelType w:val="multilevel"/>
+    <w:tmpl w:val="0409001F"/>
+    <w:lvl w:ilvl="0">
+      <w:start w:val="1"/>
+      <w:numFmt w:val="decimal"/>
+      <w:lvlText w:val="%1."/>
+      <w:lvlJc w:val="left"/>
+      <w:pPr>
+        <w:ind w:left="360" w:hanging="360"/>
+      </w:pPr>
+    </w:lvl>
+    <w:lvl w:ilvl="1">
+      <w:start w:val="1"/>
+      <w:numFmt w:val="decimal"/>
+      <w:lvlText w:val="%1.%2."/>
+      <w:lvlJc w:val="left"/>
+      <w:pPr>
+        <w:ind w:left="792" w:hanging="432"/>
+      </w:pPr>
+    </w:lvl>
+    <w:lvl w:ilvl="2">
+      <w:start w:val="1"/>
+      <w:numFmt w:val="decimal"/>
+      <w:lvlText w:val="%1.%2.%3."/>
+      <w:lvlJc w:val="left"/>
+      <w:pPr>
+        <w:ind w:left="1224" w:hanging="504"/>
+      </w:pPr>
+    </w:lvl>
+    <w:lvl w:ilvl="3">
+      <w:start w:val="1"/>
+      <w:numFmt w:val="decimal"/>
+      <w:lvlText w:val="%1.%2.%3.%4."/>
+      <w:lvlJc w:val="left"/>
+      <w:pPr>
+        <w:ind w:left="1728" w:hanging="648"/>
+      </w:pPr>
+    </w:lvl>
+    <w:lvl w:ilvl="4">
+      <w:start w:val="1"/>
+      <w:numFmt w:val="decimal"/>
+      <w:lvlText w:val="%1.%2.%3.%4.%5."/>
+      <w:lvlJc w:val="left"/>
+      <w:pPr>
+        <w:ind w:left="2232" w:hanging="792"/>
+      </w:pPr>
+    </w:lvl>
+    <w:lvl w:ilvl="5">
+      <w:start w:val="1"/>
+      <w:numFmt w:val="decimal"/>
+      <w:lvlText w:val="%1.%2.%3.%4.%5.%6."/>
+      <w:lvlJc w:val="left"/>
+      <w:pPr>
+        <w:ind w:left="2736" w:hanging="936"/>
+      </w:pPr>
+    </w:lvl>
+    <w:lvl w:ilvl="6">
+      <w:start w:val="1"/>
+      <w:numFmt w:val="decimal"/>
+      <w:lvlText w:val="%1.%2.%3.%4.%5.%6.%7."/>
+      <w:lvlJc w:val="left"/>
+      <w:pPr>
+        <w:ind w:left="3240" w:hanging="1080"/>
+      </w:pPr>
+    </w:lvl>
+    <w:lvl w:ilvl="7">
+      <w:start w:val="1"/>
+      <w:numFmt w:val="decimal"/>
+      <w:lvlText w:val="%1.%2.%3.%4.%5.%6.%7.%8."/>
+      <w:lvlJc w:val="left"/>
+      <w:pPr>
+        <w:ind w:left="3744" w:hanging="1224"/>
+      </w:pPr>
+    </w:lvl>
+    <w:lvl w:ilvl="8">
+      <w:start w:val="1"/>
+      <w:numFmt w:val="decimal"/>
+      <w:lvlText w:val="%1.%2.%3.%4.%5.%6.%7.%8.%9."/>
+      <w:lvlJc w:val="left"/>
+      <w:pPr>
+        <w:ind w:left="4320" w:hanging="1440"/>
+      </w:pPr>
+    </w:lvl>
+  </w:abstractNum>
+  <w:abstractNum w:abstractNumId="8" w15:restartNumberingAfterBreak="0">
     <w:nsid w:val="29D80F39"/>
     <w:multiLevelType w:val="multilevel"/>
     <w:tmpl w:val="0409001F"/>
@@ -3612,7 +4642,7 @@
       </w:pPr>
     </w:lvl>
   </w:abstractNum>
-  <w:abstractNum w:abstractNumId="8" w15:restartNumberingAfterBreak="0">
+  <w:abstractNum w:abstractNumId="9" w15:restartNumberingAfterBreak="0">
     <w:nsid w:val="33806813"/>
     <w:multiLevelType w:val="multilevel"/>
     <w:tmpl w:val="02B899AE"/>
@@ -3725,7 +4755,93 @@
       </w:rPr>
     </w:lvl>
   </w:abstractNum>
-  <w:abstractNum w:abstractNumId="9" w15:restartNumberingAfterBreak="0">
+  <w:abstractNum w:abstractNumId="10" w15:restartNumberingAfterBreak="0">
+    <w:nsid w:val="379F1DF4"/>
+    <w:multiLevelType w:val="multilevel"/>
+    <w:tmpl w:val="0409001F"/>
+    <w:lvl w:ilvl="0">
+      <w:start w:val="1"/>
+      <w:numFmt w:val="decimal"/>
+      <w:lvlText w:val="%1."/>
+      <w:lvlJc w:val="left"/>
+      <w:pPr>
+        <w:ind w:left="360" w:hanging="360"/>
+      </w:pPr>
+    </w:lvl>
+    <w:lvl w:ilvl="1">
+      <w:start w:val="1"/>
+      <w:numFmt w:val="decimal"/>
+      <w:lvlText w:val="%1.%2."/>
+      <w:lvlJc w:val="left"/>
+      <w:pPr>
+        <w:ind w:left="792" w:hanging="432"/>
+      </w:pPr>
+    </w:lvl>
+    <w:lvl w:ilvl="2">
+      <w:start w:val="1"/>
+      <w:numFmt w:val="decimal"/>
+      <w:lvlText w:val="%1.%2.%3."/>
+      <w:lvlJc w:val="left"/>
+      <w:pPr>
+        <w:ind w:left="1224" w:hanging="504"/>
+      </w:pPr>
+    </w:lvl>
+    <w:lvl w:ilvl="3">
+      <w:start w:val="1"/>
+      <w:numFmt w:val="decimal"/>
+      <w:lvlText w:val="%1.%2.%3.%4."/>
+      <w:lvlJc w:val="left"/>
+      <w:pPr>
+        <w:ind w:left="1728" w:hanging="648"/>
+      </w:pPr>
+    </w:lvl>
+    <w:lvl w:ilvl="4">
+      <w:start w:val="1"/>
+      <w:numFmt w:val="decimal"/>
+      <w:lvlText w:val="%1.%2.%3.%4.%5."/>
+      <w:lvlJc w:val="left"/>
+      <w:pPr>
+        <w:ind w:left="2232" w:hanging="792"/>
+      </w:pPr>
+    </w:lvl>
+    <w:lvl w:ilvl="5">
+      <w:start w:val="1"/>
+      <w:numFmt w:val="decimal"/>
+      <w:lvlText w:val="%1.%2.%3.%4.%5.%6."/>
+      <w:lvlJc w:val="left"/>
+      <w:pPr>
+        <w:ind w:left="2736" w:hanging="936"/>
+      </w:pPr>
+    </w:lvl>
+    <w:lvl w:ilvl="6">
+      <w:start w:val="1"/>
+      <w:numFmt w:val="decimal"/>
+      <w:lvlText w:val="%1.%2.%3.%4.%5.%6.%7."/>
+      <w:lvlJc w:val="left"/>
+      <w:pPr>
+        <w:ind w:left="3240" w:hanging="1080"/>
+      </w:pPr>
+    </w:lvl>
+    <w:lvl w:ilvl="7">
+      <w:start w:val="1"/>
+      <w:numFmt w:val="decimal"/>
+      <w:lvlText w:val="%1.%2.%3.%4.%5.%6.%7.%8."/>
+      <w:lvlJc w:val="left"/>
+      <w:pPr>
+        <w:ind w:left="3744" w:hanging="1224"/>
+      </w:pPr>
+    </w:lvl>
+    <w:lvl w:ilvl="8">
+      <w:start w:val="1"/>
+      <w:numFmt w:val="decimal"/>
+      <w:lvlText w:val="%1.%2.%3.%4.%5.%6.%7.%8.%9."/>
+      <w:lvlJc w:val="left"/>
+      <w:pPr>
+        <w:ind w:left="4320" w:hanging="1440"/>
+      </w:pPr>
+    </w:lvl>
+  </w:abstractNum>
+  <w:abstractNum w:abstractNumId="11" w15:restartNumberingAfterBreak="0">
     <w:nsid w:val="3E4D3FA6"/>
     <w:multiLevelType w:val="hybridMultilevel"/>
     <w:tmpl w:val="F4B8F46A"/>
@@ -3838,7 +4954,7 @@
       </w:rPr>
     </w:lvl>
   </w:abstractNum>
-  <w:abstractNum w:abstractNumId="10" w15:restartNumberingAfterBreak="0">
+  <w:abstractNum w:abstractNumId="12" w15:restartNumberingAfterBreak="0">
     <w:nsid w:val="44CA339E"/>
     <w:multiLevelType w:val="multilevel"/>
     <w:tmpl w:val="FC84D7A0"/>
@@ -3951,7 +5067,7 @@
       </w:rPr>
     </w:lvl>
   </w:abstractNum>
-  <w:abstractNum w:abstractNumId="11" w15:restartNumberingAfterBreak="0">
+  <w:abstractNum w:abstractNumId="13" w15:restartNumberingAfterBreak="0">
     <w:nsid w:val="4773379C"/>
     <w:multiLevelType w:val="hybridMultilevel"/>
     <w:tmpl w:val="54EC7B98"/>
@@ -4040,7 +5156,7 @@
       </w:pPr>
     </w:lvl>
   </w:abstractNum>
-  <w:abstractNum w:abstractNumId="12" w15:restartNumberingAfterBreak="0">
+  <w:abstractNum w:abstractNumId="14" w15:restartNumberingAfterBreak="0">
     <w:nsid w:val="5D2239E5"/>
     <w:multiLevelType w:val="multilevel"/>
     <w:tmpl w:val="8BF6C6FE"/>
@@ -4146,7 +5262,7 @@
       </w:pPr>
     </w:lvl>
   </w:abstractNum>
-  <w:abstractNum w:abstractNumId="13" w15:restartNumberingAfterBreak="0">
+  <w:abstractNum w:abstractNumId="15" w15:restartNumberingAfterBreak="0">
     <w:nsid w:val="5DFA1155"/>
     <w:multiLevelType w:val="multilevel"/>
     <w:tmpl w:val="0409001F"/>
@@ -4232,7 +5348,7 @@
       </w:pPr>
     </w:lvl>
   </w:abstractNum>
-  <w:abstractNum w:abstractNumId="14" w15:restartNumberingAfterBreak="0">
+  <w:abstractNum w:abstractNumId="16" w15:restartNumberingAfterBreak="0">
     <w:nsid w:val="6C14027C"/>
     <w:multiLevelType w:val="hybridMultilevel"/>
     <w:tmpl w:val="C08A1C38"/>
@@ -4345,7 +5461,7 @@
       </w:rPr>
     </w:lvl>
   </w:abstractNum>
-  <w:abstractNum w:abstractNumId="15" w15:restartNumberingAfterBreak="0">
+  <w:abstractNum w:abstractNumId="17" w15:restartNumberingAfterBreak="0">
     <w:nsid w:val="6D8139E7"/>
     <w:multiLevelType w:val="multilevel"/>
     <w:tmpl w:val="6226D08C"/>
@@ -4435,7 +5551,7 @@
       </w:pPr>
     </w:lvl>
   </w:abstractNum>
-  <w:abstractNum w:abstractNumId="16" w15:restartNumberingAfterBreak="0">
+  <w:abstractNum w:abstractNumId="18" w15:restartNumberingAfterBreak="0">
     <w:nsid w:val="79BB5D9F"/>
     <w:multiLevelType w:val="multilevel"/>
     <w:tmpl w:val="ECDA24EC"/>
@@ -4548,7 +5664,7 @@
       </w:rPr>
     </w:lvl>
   </w:abstractNum>
-  <w:abstractNum w:abstractNumId="17" w15:restartNumberingAfterBreak="0">
+  <w:abstractNum w:abstractNumId="19" w15:restartNumberingAfterBreak="0">
     <w:nsid w:val="7C1E4C2F"/>
     <w:multiLevelType w:val="multilevel"/>
     <w:tmpl w:val="FAAAF76A"/>
@@ -4661,7 +5777,7 @@
       </w:rPr>
     </w:lvl>
   </w:abstractNum>
-  <w:abstractNum w:abstractNumId="18" w15:restartNumberingAfterBreak="0">
+  <w:abstractNum w:abstractNumId="20" w15:restartNumberingAfterBreak="0">
     <w:nsid w:val="7CAF0761"/>
     <w:multiLevelType w:val="multilevel"/>
     <w:tmpl w:val="0409001F"/>
@@ -4748,46 +5864,46 @@
     </w:lvl>
   </w:abstractNum>
   <w:num w:numId="1" w16cid:durableId="526599288">
+    <w:abstractNumId w:val="17"/>
+  </w:num>
+  <w:num w:numId="2" w16cid:durableId="372579616">
+    <w:abstractNumId w:val="16"/>
+  </w:num>
+  <w:num w:numId="3" w16cid:durableId="1982539036">
     <w:abstractNumId w:val="15"/>
   </w:num>
-  <w:num w:numId="2" w16cid:durableId="372579616">
-    <w:abstractNumId w:val="14"/>
-  </w:num>
-  <w:num w:numId="3" w16cid:durableId="1982539036">
-    <w:abstractNumId w:val="13"/>
-  </w:num>
   <w:num w:numId="4" w16cid:durableId="478886131">
-    <w:abstractNumId w:val="18"/>
+    <w:abstractNumId w:val="20"/>
   </w:num>
   <w:num w:numId="5" w16cid:durableId="1802991891">
-    <w:abstractNumId w:val="7"/>
+    <w:abstractNumId w:val="8"/>
   </w:num>
   <w:num w:numId="6" w16cid:durableId="1981955350">
     <w:abstractNumId w:val="5"/>
   </w:num>
   <w:num w:numId="7" w16cid:durableId="1606576305">
-    <w:abstractNumId w:val="10"/>
+    <w:abstractNumId w:val="12"/>
   </w:num>
   <w:num w:numId="8" w16cid:durableId="355545298">
-    <w:abstractNumId w:val="8"/>
+    <w:abstractNumId w:val="9"/>
   </w:num>
   <w:num w:numId="9" w16cid:durableId="177281579">
     <w:abstractNumId w:val="3"/>
   </w:num>
   <w:num w:numId="10" w16cid:durableId="2104763192">
-    <w:abstractNumId w:val="16"/>
+    <w:abstractNumId w:val="18"/>
   </w:num>
   <w:num w:numId="11" w16cid:durableId="877938120">
-    <w:abstractNumId w:val="9"/>
+    <w:abstractNumId w:val="11"/>
   </w:num>
   <w:num w:numId="12" w16cid:durableId="1831092125">
-    <w:abstractNumId w:val="11"/>
+    <w:abstractNumId w:val="13"/>
   </w:num>
   <w:num w:numId="13" w16cid:durableId="1122305305">
     <w:abstractNumId w:val="2"/>
   </w:num>
   <w:num w:numId="14" w16cid:durableId="2017608370">
-    <w:abstractNumId w:val="12"/>
+    <w:abstractNumId w:val="14"/>
   </w:num>
   <w:num w:numId="15" w16cid:durableId="347678143">
     <w:abstractNumId w:val="6"/>
@@ -4802,7 +5918,13 @@
     <w:abstractNumId w:val="4"/>
   </w:num>
   <w:num w:numId="19" w16cid:durableId="629825668">
-    <w:abstractNumId w:val="17"/>
+    <w:abstractNumId w:val="19"/>
+  </w:num>
+  <w:num w:numId="20" w16cid:durableId="2022734617">
+    <w:abstractNumId w:val="10"/>
+  </w:num>
+  <w:num w:numId="21" w16cid:durableId="1780174747">
+    <w:abstractNumId w:val="7"/>
   </w:num>
 </w:numbering>
 </file>
@@ -5408,7 +6530,6 @@
   <w:style w:type="character" w:default="1" w:styleId="DefaultParagraphFont">
     <w:name w:val="Default Paragraph Font"/>
     <w:uiPriority w:val="1"/>
-    <w:semiHidden/>
     <w:unhideWhenUsed/>
   </w:style>
   <w:style w:type="table" w:default="1" w:styleId="TableNormal">

--- a/Prompt/JM Thai Massage Management System Prompt_v8.docx
+++ b/Prompt/JM Thai Massage Management System Prompt_v8.docx
@@ -3636,6 +3636,32 @@
           <w:cs/>
         </w:rPr>
         <w:t>ให้กรอกได้เฉพาะตัวเลข เช่น 0861111111 และต้องมีความยาว 10 ตัวอักษร เท่านั้น</w:t>
+      </w:r>
+      <w:r>
+        <w:rPr>
+          <w:rFonts w:ascii="TH Sarabun New" w:hAnsi="TH Sarabun New" w:cs="TH Sarabun New" w:hint="cs"/>
+          <w:sz w:val="36"/>
+          <w:szCs w:val="36"/>
+          <w:cs/>
+        </w:rPr>
+        <w:t xml:space="preserve"> ช่วยปรับในส่วนของ </w:t>
+      </w:r>
+      <w:r>
+        <w:rPr>
+          <w:rFonts w:ascii="TH Sarabun New" w:hAnsi="TH Sarabun New" w:cs="TH Sarabun New"/>
+          <w:sz w:val="36"/>
+          <w:szCs w:val="36"/>
+        </w:rPr>
+        <w:t xml:space="preserve">CRUD </w:t>
+      </w:r>
+      <w:r>
+        <w:rPr>
+          <w:rFonts w:ascii="TH Sarabun New" w:hAnsi="TH Sarabun New" w:cs="TH Sarabun New" w:hint="cs"/>
+          <w:sz w:val="36"/>
+          <w:szCs w:val="36"/>
+          <w:cs/>
+        </w:rPr>
+        <w:t>ให้สอดคล้องกับข้อมูลนี้ด้วย</w:t>
       </w:r>
       <w:r>
         <w:rPr>
